--- a/reports/final_report.docx
+++ b/reports/final_report.docx
@@ -15,7 +15,7 @@
           <w:sz w:val="40"/>
           <w:szCs w:val="40"/>
         </w:rPr>
-        <w:t xml:space="preserve">Почему разработчики ошибаются в оценках</w:t>
+        <w:t xml:space="preserve">Why Software Estimates Are Wrong</w:t>
       </w:r>
     </w:p>
     <w:p>
@@ -30,7 +30,7 @@
           <w:sz w:val="21"/>
           <w:szCs w:val="21"/>
         </w:rPr>
-        <w:t xml:space="preserve">Исследование 80 709 задач из трёх независимых источников: что предсказуемо в ошибке оценки, а что нет</w:t>
+        <w:t xml:space="preserve">What 80,709 tasks from three independent sources say about what is predictable in estimation error — and what is not</w:t>
       </w:r>
     </w:p>
     <w:p>
@@ -43,9 +43,9 @@
           <w:sz w:val="21"/>
           <w:szCs w:val="21"/>
         </w:rPr>
-        <w:t xml:space="preserve">Данные: </w:t>
-      </w:r>
-      <w:hyperlink w:history="1" r:id="rIdfw9_ruozd3bfstn0rbwzl">
+        <w:t xml:space="preserve">Data: </w:t>
+      </w:r>
+      <w:hyperlink w:history="1" r:id="rIdduuqryaquxsw3xt0humyf">
         <w:r>
           <w:rPr>
             <w:rStyle w:val="Hyperlink"/>
@@ -62,9 +62,9 @@
           <w:sz w:val="21"/>
           <w:szCs w:val="21"/>
         </w:rPr>
-        <w:t xml:space="preserve"> Код: </w:t>
-      </w:r>
-      <w:hyperlink w:history="1" r:id="rIdxqix13wnrkia-nvhasvde">
+        <w:t xml:space="preserve"> Code: </w:t>
+      </w:r>
+      <w:hyperlink w:history="1" r:id="rIdenorr3ujblftsfieadq5v">
         <w:r>
           <w:rPr>
             <w:rStyle w:val="Hyperlink"/>
@@ -81,9 +81,9 @@
           <w:sz w:val="21"/>
           <w:szCs w:val="21"/>
         </w:rPr>
-        <w:t xml:space="preserve"> · Ноутбук: </w:t>
-      </w:r>
-      <w:hyperlink w:history="1" r:id="rId4hqnhlv0z5ky5bm_6zfyc">
+        <w:t xml:space="preserve"> · Notebook: </w:t>
+      </w:r>
+      <w:hyperlink w:history="1" r:id="rIdjwb41hf1uqvunehcc9xqs">
         <w:r>
           <w:rPr>
             <w:rStyle w:val="Hyperlink"/>
@@ -119,7 +119,7 @@
           <w:sz w:val="30"/>
           <w:szCs w:val="30"/>
         </w:rPr>
-        <w:t xml:space="preserve">Резюме</w:t>
+        <w:t xml:space="preserve">Executive summary</w:t>
       </w:r>
     </w:p>
     <w:p>
@@ -132,7 +132,7 @@
           <w:sz w:val="21"/>
           <w:szCs w:val="21"/>
         </w:rPr>
-        <w:t xml:space="preserve">Центральный вопрос проекта: </w:t>
+        <w:t xml:space="preserve">The central question: </w:t>
       </w:r>
       <w:r>
         <w:rPr>
@@ -142,7 +142,7 @@
           <w:sz w:val="21"/>
           <w:szCs w:val="21"/>
         </w:rPr>
-        <w:t xml:space="preserve">можно ли предсказать, что задача будет недооценена, и какие факторы объясняют ошибку оценки?</w:t>
+        <w:t xml:space="preserve">can we predict that a task will be underestimated, and what factors explain the estimation error?</w:t>
       </w:r>
     </w:p>
     <w:p>
@@ -155,7 +155,7 @@
           <w:sz w:val="21"/>
           <w:szCs w:val="21"/>
         </w:rPr>
-        <w:t xml:space="preserve">Короткий ответ: </w:t>
+        <w:t xml:space="preserve">The short answer: </w:t>
       </w:r>
       <w:r>
         <w:rPr>
@@ -165,15 +165,15 @@
           <w:sz w:val="21"/>
           <w:szCs w:val="21"/>
         </w:rPr>
-        <w:t xml:space="preserve">предсказуема не задача, а обстоятельства.</w:t>
-      </w:r>
-      <w:r>
-        <w:rPr>
-          <w:color w:val="1B1B1F"/>
-          <w:sz w:val="21"/>
-          <w:szCs w:val="21"/>
-        </w:rPr>
-        <w:t xml:space="preserve"> Модель, знающая только оценку разработчика, предсказывает недооценку на уровне подбрасывания монеты (ROC-AUC 0.49). Как только добавляется контекст — кто, какой проект, какая фаза — AUC поднимается до 0.71. В самой оценке информации о её ошибке нет.</w:t>
+        <w:t xml:space="preserve">what is predictable is not the task but the circumstances.</w:t>
+      </w:r>
+      <w:r>
+        <w:rPr>
+          <w:color w:val="1B1B1F"/>
+          <w:sz w:val="21"/>
+          <w:szCs w:val="21"/>
+        </w:rPr>
+        <w:t xml:space="preserve"> A model given only the developer's estimate predicts underestimation at coin-flip level (ROC-AUC 0.49). Add context — who, which project, which phase — and AUC rises to 0.71. The estimate carries no information about its own error.</w:t>
       </w:r>
     </w:p>
     <w:p>
@@ -186,7 +186,7 @@
           <w:sz w:val="21"/>
           <w:szCs w:val="21"/>
         </w:rPr>
-        <w:t xml:space="preserve">Из семи проверяемых гипотез </w:t>
+        <w:t xml:space="preserve">Of seven testable hypotheses, </w:t>
       </w:r>
       <w:r>
         <w:rPr>
@@ -196,15 +196,15 @@
           <w:sz w:val="21"/>
           <w:szCs w:val="21"/>
         </w:rPr>
-        <w:t xml:space="preserve">три опровергнуты</w:t>
-      </w:r>
-      <w:r>
-        <w:rPr>
-          <w:color w:val="1B1B1F"/>
-          <w:sz w:val="21"/>
-          <w:szCs w:val="21"/>
-        </w:rPr>
-        <w:t xml:space="preserve">, включая обе самые популярные.</w:t>
+        <w:t xml:space="preserve">three were refuted</w:t>
+      </w:r>
+      <w:r>
+        <w:rPr>
+          <w:color w:val="1B1B1F"/>
+          <w:sz w:val="21"/>
+          <w:szCs w:val="21"/>
+        </w:rPr>
+        <w:t xml:space="preserve">, including the two most popular ones.</w:t>
       </w:r>
     </w:p>
     <w:tbl>
@@ -280,7 +280,7 @@
                 <w:sz w:val="18"/>
                 <w:szCs w:val="18"/>
               </w:rPr>
-              <w:t xml:space="preserve">гипотеза</w:t>
+              <w:t xml:space="preserve">hypothesis</w:t>
             </w:r>
           </w:p>
         </w:tc>
@@ -308,7 +308,7 @@
                 <w:sz w:val="18"/>
                 <w:szCs w:val="18"/>
               </w:rPr>
-              <w:t xml:space="preserve">вердикт</w:t>
+              <w:t xml:space="preserve">verdict</w:t>
             </w:r>
           </w:p>
         </w:tc>
@@ -360,7 +360,7 @@
                 <w:sz w:val="18"/>
                 <w:szCs w:val="18"/>
               </w:rPr>
-              <w:t xml:space="preserve">Разработчики систематически недооценивают</w:t>
+              <w:t xml:space="preserve">Developers systematically underestimate</w:t>
             </w:r>
           </w:p>
         </w:tc>
@@ -387,15 +387,15 @@
                 <w:sz w:val="18"/>
                 <w:szCs w:val="18"/>
               </w:rPr>
-              <w:t xml:space="preserve">опровергнута</w:t>
-            </w:r>
-            <w:r>
-              <w:rPr>
-                <w:color w:val="1B1B1F"/>
-                <w:sz w:val="18"/>
-                <w:szCs w:val="18"/>
-              </w:rPr>
-              <w:t xml:space="preserve"> — в агрегате переоценка</w:t>
+              <w:t xml:space="preserve">refuted</w:t>
+            </w:r>
+            <w:r>
+              <w:rPr>
+                <w:color w:val="1B1B1F"/>
+                <w:sz w:val="18"/>
+                <w:szCs w:val="18"/>
+              </w:rPr>
+              <w:t xml:space="preserve"> — the aggregate shows overestimation</w:t>
             </w:r>
           </w:p>
         </w:tc>
@@ -447,7 +447,7 @@
                 <w:sz w:val="18"/>
                 <w:szCs w:val="18"/>
               </w:rPr>
-              <w:t xml:space="preserve">Крупные задачи недооценивают сильнее</w:t>
+              <w:t xml:space="preserve">Larger tasks are underestimated more</w:t>
             </w:r>
           </w:p>
         </w:tc>
@@ -474,7 +474,7 @@
                 <w:sz w:val="18"/>
                 <w:szCs w:val="18"/>
               </w:rPr>
-              <w:t xml:space="preserve">опровергнута, знак обратный</w:t>
+              <w:t xml:space="preserve">refuted, opposite sign</w:t>
             </w:r>
           </w:p>
         </w:tc>
@@ -526,7 +526,7 @@
                 <w:sz w:val="18"/>
                 <w:szCs w:val="18"/>
               </w:rPr>
-              <w:t xml:space="preserve">Точность зависит от исполнителя</w:t>
+              <w:t xml:space="preserve">Accuracy depends on the person</w:t>
             </w:r>
           </w:p>
         </w:tc>
@@ -551,7 +551,7 @@
                 <w:sz w:val="18"/>
                 <w:szCs w:val="18"/>
               </w:rPr>
-              <w:t xml:space="preserve">подтверждена в CESAW (R² 0.10), не в SiP (0.03)</w:t>
+              <w:t xml:space="preserve">supported in CESAW (R² 0.10), not in SiP (0.03)</w:t>
             </w:r>
           </w:p>
         </w:tc>
@@ -603,7 +603,7 @@
                 <w:sz w:val="18"/>
                 <w:szCs w:val="18"/>
               </w:rPr>
-              <w:t xml:space="preserve">Проект объясняет часть вариации</w:t>
+              <w:t xml:space="preserve">Project explains part of the variation</w:t>
             </w:r>
           </w:p>
         </w:tc>
@@ -628,7 +628,7 @@
                 <w:sz w:val="18"/>
                 <w:szCs w:val="18"/>
               </w:rPr>
-              <w:t xml:space="preserve">подтверждена, эффект мал (0.03)</w:t>
+              <w:t xml:space="preserve">supported, small effect (0.03)</w:t>
             </w:r>
           </w:p>
         </w:tc>
@@ -680,7 +680,7 @@
                 <w:sz w:val="18"/>
                 <w:szCs w:val="18"/>
               </w:rPr>
-              <w:t xml:space="preserve">Тип работы влияет</w:t>
+              <w:t xml:space="preserve">Type of work matters</w:t>
             </w:r>
           </w:p>
         </w:tc>
@@ -705,7 +705,7 @@
                 <w:sz w:val="18"/>
                 <w:szCs w:val="18"/>
               </w:rPr>
-              <w:t xml:space="preserve">подтверждена, эффект мал (0.04)</w:t>
+              <w:t xml:space="preserve">supported, small effect (0.04)</w:t>
             </w:r>
           </w:p>
         </w:tc>
@@ -757,7 +757,7 @@
                 <w:sz w:val="18"/>
                 <w:szCs w:val="18"/>
               </w:rPr>
-              <w:t xml:space="preserve">Прерывания связаны с ошибкой</w:t>
+              <w:t xml:space="preserve">Interruptions relate to the error</w:t>
             </w:r>
           </w:p>
         </w:tc>
@@ -784,7 +784,7 @@
                 <w:sz w:val="18"/>
                 <w:szCs w:val="18"/>
               </w:rPr>
-              <w:t xml:space="preserve">подтверждена, сильнейший фактор</w:t>
+              <w:t xml:space="preserve">supported, the strongest factor found</w:t>
             </w:r>
           </w:p>
         </w:tc>
@@ -836,7 +836,7 @@
                 <w:sz w:val="18"/>
                 <w:szCs w:val="18"/>
               </w:rPr>
-              <w:t xml:space="preserve">Круглые оценки менее точны</w:t>
+              <w:t xml:space="preserve">Round-number estimates are less accurate</w:t>
             </w:r>
           </w:p>
         </w:tc>
@@ -863,15 +863,15 @@
                 <w:sz w:val="18"/>
                 <w:szCs w:val="18"/>
               </w:rPr>
-              <w:t xml:space="preserve">не подтверждена</w:t>
-            </w:r>
-            <w:r>
-              <w:rPr>
-                <w:color w:val="1B1B1F"/>
-                <w:sz w:val="18"/>
-                <w:szCs w:val="18"/>
-              </w:rPr>
-              <w:t xml:space="preserve"> — конфаундер</w:t>
+              <w:t xml:space="preserve">not supported</w:t>
+            </w:r>
+            <w:r>
+              <w:rPr>
+                <w:color w:val="1B1B1F"/>
+                <w:sz w:val="18"/>
+                <w:szCs w:val="18"/>
+              </w:rPr>
+              <w:t xml:space="preserve"> — a confounder</w:t>
             </w:r>
           </w:p>
         </w:tc>
@@ -906,7 +906,7 @@
           <w:sz w:val="30"/>
           <w:szCs w:val="30"/>
         </w:rPr>
-        <w:t xml:space="preserve">1. Данные и метод</w:t>
+        <w:t xml:space="preserve">1. Data and method</w:t>
       </w:r>
     </w:p>
     <w:tbl>
@@ -956,7 +956,7 @@
                 <w:sz w:val="18"/>
                 <w:szCs w:val="18"/>
               </w:rPr>
-              <w:t xml:space="preserve">датасет</w:t>
+              <w:t xml:space="preserve">dataset</w:t>
             </w:r>
           </w:p>
         </w:tc>
@@ -984,7 +984,7 @@
                 <w:sz w:val="18"/>
                 <w:szCs w:val="18"/>
               </w:rPr>
-              <w:t xml:space="preserve">задач</w:t>
+              <w:t xml:space="preserve">tasks</w:t>
             </w:r>
           </w:p>
         </w:tc>
@@ -1012,7 +1012,7 @@
                 <w:sz w:val="18"/>
                 <w:szCs w:val="18"/>
               </w:rPr>
-              <w:t xml:space="preserve">единицы</w:t>
+              <w:t xml:space="preserve">units</w:t>
             </w:r>
           </w:p>
         </w:tc>
@@ -1040,7 +1040,7 @@
                 <w:sz w:val="18"/>
                 <w:szCs w:val="18"/>
               </w:rPr>
-              <w:t xml:space="preserve">период</w:t>
+              <w:t xml:space="preserve">period</w:t>
             </w:r>
           </w:p>
         </w:tc>
@@ -1068,7 +1068,7 @@
                 <w:sz w:val="18"/>
                 <w:szCs w:val="18"/>
               </w:rPr>
-              <w:t xml:space="preserve">роль</w:t>
+              <w:t xml:space="preserve">role</w:t>
             </w:r>
           </w:p>
         </w:tc>
@@ -1122,7 +1122,7 @@
                 <w:sz w:val="18"/>
                 <w:szCs w:val="18"/>
               </w:rPr>
-              <w:t xml:space="preserve">60 284</w:t>
+              <w:t xml:space="preserve">60,284</w:t>
             </w:r>
           </w:p>
         </w:tc>
@@ -1147,7 +1147,7 @@
                 <w:sz w:val="18"/>
                 <w:szCs w:val="18"/>
               </w:rPr>
-              <w:t xml:space="preserve">минуты</w:t>
+              <w:t xml:space="preserve">minutes</w:t>
             </w:r>
           </w:p>
         </w:tc>
@@ -1197,7 +1197,7 @@
                 <w:sz w:val="18"/>
                 <w:szCs w:val="18"/>
               </w:rPr>
-              <w:t xml:space="preserve">основной: 247 человек, 45 проектов, есть прерывания</w:t>
+              <w:t xml:space="preserve">primary: 247 people, 45 projects, has interruptions</w:t>
             </w:r>
           </w:p>
         </w:tc>
@@ -1251,7 +1251,7 @@
                 <w:sz w:val="18"/>
                 <w:szCs w:val="18"/>
               </w:rPr>
-              <w:t xml:space="preserve">10 266</w:t>
+              <w:t xml:space="preserve">10,266</w:t>
             </w:r>
           </w:p>
         </w:tc>
@@ -1276,7 +1276,7 @@
                 <w:sz w:val="18"/>
                 <w:szCs w:val="18"/>
               </w:rPr>
-              <w:t xml:space="preserve">часы</w:t>
+              <w:t xml:space="preserve">hours</w:t>
             </w:r>
           </w:p>
         </w:tc>
@@ -1326,7 +1326,7 @@
                 <w:sz w:val="18"/>
                 <w:szCs w:val="18"/>
               </w:rPr>
-              <w:t xml:space="preserve">валидация на другой организации</w:t>
+              <w:t xml:space="preserve">validation on a different organisation</w:t>
             </w:r>
           </w:p>
         </w:tc>
@@ -1380,7 +1380,7 @@
                 <w:sz w:val="18"/>
                 <w:szCs w:val="18"/>
               </w:rPr>
-              <w:t xml:space="preserve">10 159</w:t>
+              <w:t xml:space="preserve">10,159</w:t>
             </w:r>
           </w:p>
         </w:tc>
@@ -1405,7 +1405,7 @@
                 <w:sz w:val="18"/>
                 <w:szCs w:val="18"/>
               </w:rPr>
-              <w:t xml:space="preserve">помидоры</w:t>
+              <w:t xml:space="preserve">pomodoros</w:t>
             </w:r>
           </w:p>
         </w:tc>
@@ -1455,7 +1455,7 @@
                 <w:sz w:val="18"/>
                 <w:szCs w:val="18"/>
               </w:rPr>
-              <w:t xml:space="preserve">валидация на одном человеке</w:t>
+              <w:t xml:space="preserve">validation on a single person</w:t>
             </w:r>
           </w:p>
         </w:tc>
@@ -1476,7 +1476,7 @@
           <w:sz w:val="21"/>
           <w:szCs w:val="21"/>
         </w:rPr>
-        <w:t xml:space="preserve">CESAW выбран основным: достаточно данных для неигрушечного ML, и, в отличие от PROMISE/COCOMO (где строка — целый проект), здесь есть пара estimate → actual на уровне </w:t>
+        <w:t xml:space="preserve">CESAW is the primary set: enough data for non-toy ML and, unlike PROMISE/COCOMO where a row is a whole project, it carries an estimate → actual pair for an </w:t>
       </w:r>
       <w:r>
         <w:rPr>
@@ -1486,7 +1486,7 @@
           <w:sz w:val="21"/>
           <w:szCs w:val="21"/>
         </w:rPr>
-        <w:t xml:space="preserve">отдельной задачи</w:t>
+        <w:t xml:space="preserve">individual task</w:t>
       </w:r>
       <w:r>
         <w:rPr>
@@ -1509,7 +1509,7 @@
           <w:sz w:val="21"/>
           <w:szCs w:val="21"/>
         </w:rPr>
-        <w:t xml:space="preserve">Всё считается в логарифмах.</w:t>
+        <w:t xml:space="preserve">Everything is computed in log space.</w:t>
       </w:r>
       <w:r>
         <w:rPr>
@@ -1534,7 +1534,7 @@
           <w:sz w:val="21"/>
           <w:szCs w:val="21"/>
         </w:rPr>
-        <w:t xml:space="preserve"> — положительная скошенная величина (максимум ×298). В логах ошибки «в 2 раза дольше» и «в 2 раза быстрее» симметричны, среднее </w:t>
+        <w:t xml:space="preserve"> is a strictly positive, skewed quantity (maximum ×298). In logs, "twice as long" and "half as long" are symmetric, the mean of </w:t>
       </w:r>
       <w:r>
         <w:rPr>
@@ -1551,7 +1551,7 @@
           <w:sz w:val="21"/>
           <w:szCs w:val="21"/>
         </w:rPr>
-        <w:t xml:space="preserve"> = логарифм геометрического среднего, а </w:t>
+        <w:t xml:space="preserve"> is the log of the geometric mean, and </w:t>
       </w:r>
       <w:r>
         <w:rPr>
@@ -1568,7 +1568,7 @@
           <w:sz w:val="21"/>
           <w:szCs w:val="21"/>
         </w:rPr>
-        <w:t xml:space="preserve"> читается как «типичная ошибка в N раз».</w:t>
+        <w:t xml:space="preserve"> reads as "typically wrong by a factor of N".</w:t>
       </w:r>
     </w:p>
     <w:p>
@@ -1584,7 +1584,7 @@
           <w:sz w:val="25"/>
           <w:szCs w:val="25"/>
         </w:rPr>
-        <w:t xml:space="preserve">Что означает одна строка — и почему это заняло больше времени, чем ML</w:t>
+        <w:t xml:space="preserve">What one row means — and why this took longer than the ML</w:t>
       </w:r>
     </w:p>
     <w:p>
@@ -1597,7 +1597,7 @@
           <w:sz w:val="21"/>
           <w:szCs w:val="21"/>
         </w:rPr>
-        <w:t xml:space="preserve">Описание CESAW заявляет «203 621 наблюдение». Это </w:t>
+        <w:t xml:space="preserve">The CESAW description advertises "203,621 observations". Those are </w:t>
       </w:r>
       <w:r>
         <w:rPr>
@@ -1607,15 +1607,15 @@
           <w:sz w:val="21"/>
           <w:szCs w:val="21"/>
         </w:rPr>
-        <w:t xml:space="preserve">не задачи</w:t>
-      </w:r>
-      <w:r>
-        <w:rPr>
-          <w:color w:val="1B1B1F"/>
-          <w:sz w:val="21"/>
-          <w:szCs w:val="21"/>
-        </w:rPr>
-        <w:t xml:space="preserve">: архив содержит две таблицы — 61 817 задач и 203 621 </w:t>
+        <w:t xml:space="preserve">not tasks</w:t>
+      </w:r>
+      <w:r>
+        <w:rPr>
+          <w:color w:val="1B1B1F"/>
+          <w:sz w:val="21"/>
+          <w:szCs w:val="21"/>
+        </w:rPr>
+        <w:t xml:space="preserve">: the archive holds two tables — 61,817 tasks and 203,621 </w:t>
       </w:r>
       <w:r>
         <w:rPr>
@@ -1625,15 +1625,15 @@
           <w:sz w:val="21"/>
           <w:szCs w:val="21"/>
         </w:rPr>
-        <w:t xml:space="preserve">сеанс работы</w:t>
-      </w:r>
-      <w:r>
-        <w:rPr>
-          <w:color w:val="1B1B1F"/>
-          <w:sz w:val="21"/>
-          <w:szCs w:val="21"/>
-        </w:rPr>
-        <w:t xml:space="preserve"> (включение таймера). Связь между ними не документирована. Ключ восстановлен перебором:</w:t>
+        <w:t xml:space="preserve">work sessions</w:t>
+      </w:r>
+      <w:r>
+        <w:rPr>
+          <w:color w:val="1B1B1F"/>
+          <w:sz w:val="21"/>
+          <w:szCs w:val="21"/>
+        </w:rPr>
+        <w:t xml:space="preserve"> (timer entries). The link between them is undocumented. The key was recovered by search:</w:t>
       </w:r>
     </w:p>
     <w:tbl>
@@ -1680,7 +1680,7 @@
                 <w:sz w:val="18"/>
                 <w:szCs w:val="18"/>
               </w:rPr>
-              <w:t xml:space="preserve">проверенный ключ</w:t>
+              <w:t xml:space="preserve">key tested</w:t>
             </w:r>
           </w:p>
         </w:tc>
@@ -1708,7 +1708,7 @@
                 <w:sz w:val="18"/>
                 <w:szCs w:val="18"/>
               </w:rPr>
-              <w:t xml:space="preserve">групп из 61 817 строк</w:t>
+              <w:t xml:space="preserve">groups out of 61,817 rows</w:t>
             </w:r>
           </w:p>
         </w:tc>
@@ -1761,7 +1761,7 @@
                 <w:sz w:val="18"/>
                 <w:szCs w:val="18"/>
               </w:rPr>
-              <w:t xml:space="preserve">51 582 — не уникален</w:t>
+              <w:t xml:space="preserve">51,582 — not unique</w:t>
             </w:r>
           </w:p>
         </w:tc>
@@ -1814,7 +1814,7 @@
                 <w:sz w:val="18"/>
                 <w:szCs w:val="18"/>
               </w:rPr>
-              <w:t xml:space="preserve">51 582 — не уникален</w:t>
+              <w:t xml:space="preserve">51,582 — not unique</w:t>
             </w:r>
           </w:p>
         </w:tc>
@@ -1869,7 +1869,7 @@
                 <w:sz w:val="18"/>
                 <w:szCs w:val="18"/>
               </w:rPr>
-              <w:t xml:space="preserve">61 817 — уникален</w:t>
+              <w:t xml:space="preserve">61,817 — unique</w:t>
             </w:r>
             <w:r>
               <w:rPr>
@@ -1898,7 +1898,7 @@
           <w:sz w:val="21"/>
           <w:szCs w:val="21"/>
         </w:rPr>
-        <w:t xml:space="preserve">Подтверждение, а не совпадение: агрегация сеансов по этому ключу воспроизводит </w:t>
+        <w:t xml:space="preserve">Confirmation rather than coincidence: aggregating sessions by that key reproduces </w:t>
       </w:r>
       <w:r>
         <w:rPr>
@@ -1915,7 +1915,7 @@
           <w:sz w:val="21"/>
           <w:szCs w:val="21"/>
         </w:rPr>
-        <w:t xml:space="preserve"> для </w:t>
+        <w:t xml:space="preserve"> for </w:t>
       </w:r>
       <w:r>
         <w:rPr>
@@ -1925,15 +1925,15 @@
           <w:sz w:val="21"/>
           <w:szCs w:val="21"/>
         </w:rPr>
-        <w:t xml:space="preserve">99.3 %</w:t>
-      </w:r>
-      <w:r>
-        <w:rPr>
-          <w:color w:val="1B1B1F"/>
-          <w:sz w:val="21"/>
-          <w:szCs w:val="21"/>
-        </w:rPr>
-        <w:t xml:space="preserve"> задач.</w:t>
+        <w:t xml:space="preserve">99.3%</w:t>
+      </w:r>
+      <w:r>
+        <w:rPr>
+          <w:color w:val="1B1B1F"/>
+          <w:sz w:val="21"/>
+          <w:szCs w:val="21"/>
+        </w:rPr>
+        <w:t xml:space="preserve"> of tasks.</w:t>
       </w:r>
     </w:p>
     <w:p>
@@ -1946,7 +1946,7 @@
           <w:sz w:val="21"/>
           <w:szCs w:val="21"/>
         </w:rPr>
-        <w:t xml:space="preserve">Аналогичная ловушка в SiP: 12 299 строк, но 10 266 задач — многолюдные задачи записаны несколькими строками с </w:t>
+        <w:t xml:space="preserve">A similar trap exists in SiP: 12,299 rows but 10,266 tasks — multi-person tasks are stored as several rows with </w:t>
       </w:r>
       <w:r>
         <w:rPr>
@@ -1956,15 +1956,15 @@
           <w:sz w:val="21"/>
           <w:szCs w:val="21"/>
         </w:rPr>
-        <w:t xml:space="preserve">продублированными</w:t>
-      </w:r>
-      <w:r>
-        <w:rPr>
-          <w:color w:val="1B1B1F"/>
-          <w:sz w:val="21"/>
-          <w:szCs w:val="21"/>
-        </w:rPr>
-        <w:t xml:space="preserve"> оценкой и фактом. Без дедупликации крупные задачи получают вес ×2–×5.</w:t>
+        <w:t xml:space="preserve">duplicated</w:t>
+      </w:r>
+      <w:r>
+        <w:rPr>
+          <w:color w:val="1B1B1F"/>
+          <w:sz w:val="21"/>
+          <w:szCs w:val="21"/>
+        </w:rPr>
+        <w:t xml:space="preserve"> estimate and actual. Without deduplication, large tasks get 2–5× the weight.</w:t>
       </w:r>
     </w:p>
     <w:p>
@@ -1977,7 +1977,7 @@
           <w:sz w:val="21"/>
           <w:szCs w:val="21"/>
         </w:rPr>
-        <w:t xml:space="preserve">Полный журнал решений об очистке — </w:t>
+        <w:t xml:space="preserve">The full log of cleaning decisions is in </w:t>
       </w:r>
       <w:r>
         <w:rPr>
@@ -2021,7 +2021,7 @@
           <w:sz w:val="30"/>
           <w:szCs w:val="30"/>
         </w:rPr>
-        <w:t xml:space="preserve">2. Ловушка, которую надо снять до любого моделирования</w:t>
+        <w:t xml:space="preserve">2. The trap that must be removed before any modelling</w:t>
       </w:r>
     </w:p>
     <w:p>
@@ -2036,7 +2036,7 @@
           <w:sz w:val="21"/>
           <w:szCs w:val="21"/>
         </w:rPr>
-        <w:t xml:space="preserve">У 8 % задач CESAW, 34 % SiP и 44 % Renzo факт в точности равен оценке.</w:t>
+        <w:t xml:space="preserve">In 8% of CESAW tasks, 34% of SiP and 44% of Renzo, the actual equals the estimate exactly.</w:t>
       </w:r>
     </w:p>
     <w:p>
@@ -2047,7 +2047,7 @@
       <w:r>
         <w:drawing>
           <wp:inline distT="0" distB="0" distL="0" distR="0">
-            <wp:extent cx="5943600" cy="2933700"/>
+            <wp:extent cx="5943600" cy="3181350"/>
             <wp:effectExtent t="0" r="0" b="0" l="0"/>
             <wp:docPr id="1" name="" descr="" title=""/>
             <wp:cNvGraphicFramePr>
@@ -2072,7 +2072,7 @@
                   <pic:spPr bwMode="auto">
                     <a:xfrm>
                       <a:off x="0" y="0"/>
-                      <a:ext cx="5943600" cy="2933700"/>
+                      <a:ext cx="5943600" cy="3181350"/>
                     </a:xfrm>
                     <a:prstGeom prst="rect">
                       <a:avLst/>
@@ -2098,7 +2098,7 @@
           <w:sz w:val="17"/>
           <w:szCs w:val="17"/>
         </w:rPr>
-        <w:t xml:space="preserve">Артефакт точных совпадений</w:t>
+        <w:t xml:space="preserve">The exact-match artefact</w:t>
       </w:r>
     </w:p>
     <w:p>
@@ -2111,7 +2111,7 @@
           <w:sz w:val="21"/>
           <w:szCs w:val="21"/>
         </w:rPr>
-        <w:t xml:space="preserve">Это не идеальные оценки. Доля точных совпадений падает с ~60 % на получасовых задачах до ~1 % на многодневных: списать время «по плану» легко на короткой задаче и невозможно на длинной. Это учётная практика.</w:t>
+        <w:t xml:space="preserve">These are not perfect estimates. The share of exact matches falls from about 60% on half-hour tasks to about 1% on multi-day ones: logging time "as planned" is easy on a short task and impossible on a long one. This is a logging practice.</w:t>
       </w:r>
     </w:p>
     <w:p>
@@ -2124,7 +2124,7 @@
           <w:sz w:val="21"/>
           <w:szCs w:val="21"/>
         </w:rPr>
-        <w:t xml:space="preserve">Почему это критично: baseline «факт = оценка» получает на этих строках нулевую ошибку бесплатно, и по медианным метрикам его становится почти невозможно побить. Поэтому все ключевые результаты считаются </w:t>
+        <w:t xml:space="preserve">Why it is critical: the "actual = estimate" baseline gets zero error on those rows for free, which makes it nearly unbeatable on median metrics. Every key result is therefore computed </w:t>
       </w:r>
       <w:r>
         <w:rPr>
@@ -2134,15 +2134,15 @@
           <w:sz w:val="21"/>
           <w:szCs w:val="21"/>
         </w:rPr>
-        <w:t xml:space="preserve">дважды</w:t>
-      </w:r>
-      <w:r>
-        <w:rPr>
-          <w:color w:val="1B1B1F"/>
-          <w:sz w:val="21"/>
-          <w:szCs w:val="21"/>
-        </w:rPr>
-        <w:t xml:space="preserve"> — на всех данных и на подвыборке без точных совпадений.</w:t>
+        <w:t xml:space="preserve">twice</w:t>
+      </w:r>
+      <w:r>
+        <w:rPr>
+          <w:color w:val="1B1B1F"/>
+          <w:sz w:val="21"/>
+          <w:szCs w:val="21"/>
+        </w:rPr>
+        <w:t xml:space="preserve"> — on all data and on the subset with exact matches removed.</w:t>
       </w:r>
     </w:p>
     <w:p>
@@ -2155,7 +2155,7 @@
           <w:sz w:val="21"/>
           <w:szCs w:val="21"/>
         </w:rPr>
-        <w:t xml:space="preserve">Именно поэтому CESAW (8 %) — более честная основа, чем SiP (34 %).</w:t>
+        <w:t xml:space="preserve">This is also why CESAW (8%) is a more honest basis than SiP (34%).</w:t>
       </w:r>
     </w:p>
     <w:p>
@@ -2182,7 +2182,7 @@
           <w:sz w:val="30"/>
           <w:szCs w:val="30"/>
         </w:rPr>
-        <w:t xml:space="preserve">3. RQ1–RQ2: систематической недооценки нет, есть регрессия к среднему</w:t>
+        <w:t xml:space="preserve">3. RQ1–RQ2: there is no systematic underestimation, there is regression to the mean</w:t>
       </w:r>
     </w:p>
     <w:p>
@@ -2198,7 +2198,7 @@
           <w:sz w:val="25"/>
           <w:szCs w:val="25"/>
         </w:rPr>
-        <w:t xml:space="preserve">RQ1 — гипотеза опровергнута</w:t>
+        <w:t xml:space="preserve">RQ1 — hypothesis refuted</w:t>
       </w:r>
     </w:p>
     <w:tbl>
@@ -2373,7 +2373,7 @@
                 <w:sz w:val="18"/>
                 <w:szCs w:val="18"/>
               </w:rPr>
-              <w:t xml:space="preserve">55 393</w:t>
+              <w:t xml:space="preserve">55,393</w:t>
             </w:r>
           </w:p>
         </w:tc>
@@ -2398,7 +2398,7 @@
                 <w:sz w:val="18"/>
                 <w:szCs w:val="18"/>
               </w:rPr>
-              <w:t xml:space="preserve">6 767</w:t>
+              <w:t xml:space="preserve">6,767</w:t>
             </w:r>
           </w:p>
         </w:tc>
@@ -2423,7 +2423,7 @@
                 <w:sz w:val="18"/>
                 <w:szCs w:val="18"/>
               </w:rPr>
-              <w:t xml:space="preserve">5 703</w:t>
+              <w:t xml:space="preserve">5,703</w:t>
             </w:r>
           </w:p>
         </w:tc>
@@ -2450,7 +2450,7 @@
                 <w:sz w:val="18"/>
                 <w:szCs w:val="18"/>
               </w:rPr>
-              <w:t xml:space="preserve">доля недооценённых</w:t>
+              <w:t xml:space="preserve">share underestimated</w:t>
             </w:r>
           </w:p>
         </w:tc>
@@ -2475,7 +2475,7 @@
                 <w:sz w:val="18"/>
                 <w:szCs w:val="18"/>
               </w:rPr>
-              <w:t xml:space="preserve">42.4 %</w:t>
+              <w:t xml:space="preserve">42.4%</w:t>
             </w:r>
           </w:p>
         </w:tc>
@@ -2500,7 +2500,7 @@
                 <w:sz w:val="18"/>
                 <w:szCs w:val="18"/>
               </w:rPr>
-              <w:t xml:space="preserve">45.6 %</w:t>
+              <w:t xml:space="preserve">45.6%</w:t>
             </w:r>
           </w:p>
         </w:tc>
@@ -2525,7 +2525,7 @@
                 <w:sz w:val="18"/>
                 <w:szCs w:val="18"/>
               </w:rPr>
-              <w:t xml:space="preserve">49.1 %</w:t>
+              <w:t xml:space="preserve">49.1%</w:t>
             </w:r>
           </w:p>
         </w:tc>
@@ -2552,7 +2552,7 @@
                 <w:sz w:val="18"/>
                 <w:szCs w:val="18"/>
               </w:rPr>
-              <w:t xml:space="preserve">геом. среднее </w:t>
+              <w:t xml:space="preserve">geometric mean </w:t>
             </w:r>
             <w:r>
               <w:rPr>
@@ -2782,7 +2782,7 @@
           <w:sz w:val="21"/>
           <w:szCs w:val="21"/>
         </w:rPr>
-        <w:t xml:space="preserve">Во всех трёх источниках смещение направлено </w:t>
+        <w:t xml:space="preserve">In all three sources the bias runs toward </w:t>
       </w:r>
       <w:r>
         <w:rPr>
@@ -2792,15 +2792,15 @@
           <w:sz w:val="21"/>
           <w:szCs w:val="21"/>
         </w:rPr>
-        <w:t xml:space="preserve">в сторону переоценки</w:t>
-      </w:r>
-      <w:r>
-        <w:rPr>
-          <w:color w:val="1B1B1F"/>
-          <w:sz w:val="21"/>
-          <w:szCs w:val="21"/>
-        </w:rPr>
-        <w:t xml:space="preserve">. Фольклор «умножай на два» ошибается не в величине, а в знаке.</w:t>
+        <w:t xml:space="preserve">overestimation</w:t>
+      </w:r>
+      <w:r>
+        <w:rPr>
+          <w:color w:val="1B1B1F"/>
+          <w:sz w:val="21"/>
+          <w:szCs w:val="21"/>
+        </w:rPr>
+        <w:t xml:space="preserve">. The folklore "multiply by two" is wrong not in magnitude but in sign.</w:t>
       </w:r>
     </w:p>
     <w:p>
@@ -2813,7 +2813,7 @@
           <w:sz w:val="21"/>
           <w:szCs w:val="21"/>
         </w:rPr>
-        <w:t xml:space="preserve">Любопытная деталь по Renzo: знаковый тест не отвергает 50 % (</w:t>
+        <w:t xml:space="preserve">A curious detail on Renzo: the sign test does not reject 50% (</w:t>
       </w:r>
       <w:r>
         <w:rPr>
@@ -2830,7 +2830,7 @@
           <w:sz w:val="21"/>
           <w:szCs w:val="21"/>
         </w:rPr>
-        <w:t xml:space="preserve">), а t-тест на </w:t>
+        <w:t xml:space="preserve">) while the t-test on </w:t>
       </w:r>
       <w:r>
         <w:rPr>
@@ -2847,7 +2847,7 @@
           <w:sz w:val="21"/>
           <w:szCs w:val="21"/>
         </w:rPr>
-        <w:t xml:space="preserve"> отвергает (</w:t>
+        <w:t xml:space="preserve"> does (</w:t>
       </w:r>
       <w:r>
         <w:rPr>
@@ -2864,7 +2864,7 @@
           <w:sz w:val="21"/>
           <w:szCs w:val="21"/>
         </w:rPr>
-        <w:t xml:space="preserve">). Противоречия нет — задачи превышают оценку примерно в половине случаев, но по величине превышения меньше занижений. Человек откалиброван по частоте, но не по величине.</w:t>
+        <w:t xml:space="preserve">). There is no contradiction — tasks exceed their estimate about half the time, but the overruns are smaller in magnitude than the underruns. The person is calibrated in frequency but not in magnitude.</w:t>
       </w:r>
     </w:p>
     <w:p>
@@ -2880,7 +2880,7 @@
           <w:sz w:val="25"/>
           <w:szCs w:val="25"/>
         </w:rPr>
-        <w:t xml:space="preserve">RQ2 — гипотеза опровергнута, знак обратный</w:t>
+        <w:t xml:space="preserve">RQ2 — hypothesis refuted, opposite sign</w:t>
       </w:r>
     </w:p>
     <w:p>
@@ -2942,7 +2942,7 @@
           <w:sz w:val="17"/>
           <w:szCs w:val="17"/>
         </w:rPr>
-        <w:t xml:space="preserve">Эффект размера</w:t>
+        <w:t xml:space="preserve">The size effect</w:t>
       </w:r>
     </w:p>
     <w:tbl>
@@ -2990,7 +2990,7 @@
                 <w:sz w:val="18"/>
                 <w:szCs w:val="18"/>
               </w:rPr>
-              <w:t xml:space="preserve">размер</w:t>
+              <w:t xml:space="preserve">size</w:t>
             </w:r>
           </w:p>
         </w:tc>
@@ -3073,7 +3073,7 @@
                 <w:sz w:val="18"/>
                 <w:szCs w:val="18"/>
               </w:rPr>
-              <w:t xml:space="preserve">≤ 0.5 ч</w:t>
+              <w:t xml:space="preserve">≤ 0.5 h</w:t>
             </w:r>
           </w:p>
         </w:tc>
@@ -3152,7 +3152,7 @@
                 <w:sz w:val="18"/>
                 <w:szCs w:val="18"/>
               </w:rPr>
-              <w:t xml:space="preserve">0.5–1 ч</w:t>
+              <w:t xml:space="preserve">0.5–1 h</w:t>
             </w:r>
           </w:p>
         </w:tc>
@@ -3229,7 +3229,7 @@
                 <w:sz w:val="18"/>
                 <w:szCs w:val="18"/>
               </w:rPr>
-              <w:t xml:space="preserve">1–2 ч</w:t>
+              <w:t xml:space="preserve">1–2 h</w:t>
             </w:r>
           </w:p>
         </w:tc>
@@ -3306,7 +3306,7 @@
                 <w:sz w:val="18"/>
                 <w:szCs w:val="18"/>
               </w:rPr>
-              <w:t xml:space="preserve">2–4 ч</w:t>
+              <w:t xml:space="preserve">2–4 h</w:t>
             </w:r>
           </w:p>
         </w:tc>
@@ -3383,7 +3383,7 @@
                 <w:sz w:val="18"/>
                 <w:szCs w:val="18"/>
               </w:rPr>
-              <w:t xml:space="preserve">4–8 ч</w:t>
+              <w:t xml:space="preserve">4–8 h</w:t>
             </w:r>
           </w:p>
         </w:tc>
@@ -3460,7 +3460,7 @@
                 <w:sz w:val="18"/>
                 <w:szCs w:val="18"/>
               </w:rPr>
-              <w:t xml:space="preserve">8–16 ч</w:t>
+              <w:t xml:space="preserve">8–16 h</w:t>
             </w:r>
           </w:p>
         </w:tc>
@@ -3537,7 +3537,7 @@
                 <w:sz w:val="18"/>
                 <w:szCs w:val="18"/>
               </w:rPr>
-              <w:t xml:space="preserve">&gt; 16 ч</w:t>
+              <w:t xml:space="preserve">&gt; 16 h</w:t>
             </w:r>
           </w:p>
         </w:tc>
@@ -3612,7 +3612,7 @@
           <w:sz w:val="21"/>
           <w:szCs w:val="21"/>
         </w:rPr>
-        <w:t xml:space="preserve">Наклон </w:t>
+        <w:t xml:space="preserve">The slope of </w:t>
       </w:r>
       <w:r>
         <w:rPr>
@@ -3629,7 +3629,7 @@
           <w:sz w:val="21"/>
           <w:szCs w:val="21"/>
         </w:rPr>
-        <w:t xml:space="preserve"> отрицателен везде: CESAW −0.169, SiP −0.240, Renzo −0.805, все </w:t>
+        <w:t xml:space="preserve"> is negative everywhere: CESAW −0.169, SiP −0.240, Renzo −0.805, all </w:t>
       </w:r>
       <w:r>
         <w:rPr>
@@ -3646,7 +3646,7 @@
           <w:sz w:val="21"/>
           <w:szCs w:val="21"/>
         </w:rPr>
-        <w:t xml:space="preserve">. Механизм — </w:t>
+        <w:t xml:space="preserve">. The mechanism is </w:t>
       </w:r>
       <w:r>
         <w:rPr>
@@ -3656,15 +3656,15 @@
           <w:sz w:val="21"/>
           <w:szCs w:val="21"/>
         </w:rPr>
-        <w:t xml:space="preserve">регрессия к среднему</w:t>
-      </w:r>
-      <w:r>
-        <w:rPr>
-          <w:color w:val="1B1B1F"/>
-          <w:sz w:val="21"/>
-          <w:szCs w:val="21"/>
-        </w:rPr>
-        <w:t xml:space="preserve">: оценка это шумный сигнал, и экстремальные оценки в обе стороны стягиваются к типичной длительности задачи.</w:t>
+        <w:t xml:space="preserve">regression to the mean</w:t>
+      </w:r>
+      <w:r>
+        <w:rPr>
+          <w:color w:val="1B1B1F"/>
+          <w:sz w:val="21"/>
+          <w:szCs w:val="21"/>
+        </w:rPr>
+        <w:t xml:space="preserve">: the estimate is a noisy signal, and extreme estimates in either direction are pulled toward a typical task duration.</w:t>
       </w:r>
     </w:p>
     <w:p>
@@ -3677,7 +3677,7 @@
           <w:sz w:val="21"/>
           <w:szCs w:val="21"/>
         </w:rPr>
-        <w:t xml:space="preserve">В SiP смещение буквально меняет знак (×1.30 → ×0.51). В CESAW знак не меняется, но тренд тот же. У одного человека (Renzo) наклон в 3–5 раз круче: без организационного усреднения эффект виден ярче всего.</w:t>
+        <w:t xml:space="preserve">In SiP the bias literally changes sign (×1.30 → ×0.51). In CESAW the sign does not change, but the trend is the same. For the single person (Renzo) the slope is three to five times steeper: without organisational averaging, the effect shows most clearly.</w:t>
       </w:r>
     </w:p>
     <w:p>
@@ -3688,7 +3688,7 @@
       <w:r>
         <w:drawing>
           <wp:inline distT="0" distB="0" distL="0" distR="0">
-            <wp:extent cx="5943600" cy="3514725"/>
+            <wp:extent cx="5943600" cy="3667125"/>
             <wp:effectExtent t="0" r="0" b="0" l="0"/>
             <wp:docPr id="1" name="" descr="" title=""/>
             <wp:cNvGraphicFramePr>
@@ -3713,7 +3713,7 @@
                   <pic:spPr bwMode="auto">
                     <a:xfrm>
                       <a:off x="0" y="0"/>
-                      <a:ext cx="5943600" cy="3514725"/>
+                      <a:ext cx="5943600" cy="3667125"/>
                     </a:xfrm>
                     <a:prstGeom prst="rect">
                       <a:avLst/>
@@ -3739,7 +3739,7 @@
           <w:sz w:val="17"/>
           <w:szCs w:val="17"/>
         </w:rPr>
-        <w:t xml:space="preserve">Воспроизводимость</w:t>
+        <w:t xml:space="preserve">Replication</w:t>
       </w:r>
     </w:p>
     <w:p>
@@ -3754,15 +3754,15 @@
           <w:sz w:val="21"/>
           <w:szCs w:val="21"/>
         </w:rPr>
-        <w:t xml:space="preserve">Практический вывод:</w:t>
-      </w:r>
-      <w:r>
-        <w:rPr>
-          <w:color w:val="1B1B1F"/>
-          <w:sz w:val="21"/>
-          <w:szCs w:val="21"/>
-        </w:rPr>
-        <w:t xml:space="preserve"> единый «коэффициент запаса» на команду вреден — он ошибается в разные стороны на разных задачах. Калибровать надо по размеру: мелкое умножать, крупное делить.</w:t>
+        <w:t xml:space="preserve">Practical conclusion:</w:t>
+      </w:r>
+      <w:r>
+        <w:rPr>
+          <w:color w:val="1B1B1F"/>
+          <w:sz w:val="21"/>
+          <w:szCs w:val="21"/>
+        </w:rPr>
+        <w:t xml:space="preserve"> a single "safety coefficient" for a team is harmful — it errs in opposite directions on different tasks. Calibrate by size: multiply small, divide large.</w:t>
       </w:r>
     </w:p>
     <w:p>
@@ -3789,7 +3789,7 @@
           <w:sz w:val="30"/>
           <w:szCs w:val="30"/>
         </w:rPr>
-        <w:t xml:space="preserve">4. RQ3–RQ5: значимо ≠ важно, и главный фактор зависит от организации</w:t>
+        <w:t xml:space="preserve">4. RQ3–RQ5: significant ≠ important, and the dominant factor depends on the organisation</w:t>
       </w:r>
     </w:p>
     <w:p>
@@ -3802,7 +3802,7 @@
           <w:sz w:val="21"/>
           <w:szCs w:val="21"/>
         </w:rPr>
-        <w:t xml:space="preserve">Наивный R² обманчив: у </w:t>
+        <w:t xml:space="preserve">Naive R² is deceptive: </w:t>
       </w:r>
       <w:r>
         <w:rPr>
@@ -3819,7 +3819,7 @@
           <w:sz w:val="21"/>
           <w:szCs w:val="21"/>
         </w:rPr>
-        <w:t xml:space="preserve"> в CESAW 246 уровней, то есть 246 дамми-переменных. Поэтому считаем скорректированный и </w:t>
+        <w:t xml:space="preserve"> has 246 levels in CESAW, i.e. 246 dummy variables. So we also compute an adjusted and an </w:t>
       </w:r>
       <w:r>
         <w:rPr>
@@ -3837,7 +3837,7 @@
           <w:sz w:val="21"/>
           <w:szCs w:val="21"/>
         </w:rPr>
-        <w:t xml:space="preserve"> R² (5-фолдовая CV) — последний нельзя накрутить числом уровней.</w:t>
+        <w:t xml:space="preserve"> R² (5-fold CV) — the last one cannot be inflated by level count.</w:t>
       </w:r>
     </w:p>
     <w:tbl>
@@ -3887,7 +3887,7 @@
                 <w:sz w:val="18"/>
                 <w:szCs w:val="18"/>
               </w:rPr>
-              <w:t xml:space="preserve">фактор</w:t>
+              <w:t xml:space="preserve">factor</w:t>
             </w:r>
           </w:p>
         </w:tc>
@@ -3943,7 +3943,7 @@
                 <w:sz w:val="18"/>
                 <w:szCs w:val="18"/>
               </w:rPr>
-              <w:t xml:space="preserve">R² скорр.</w:t>
+              <w:t xml:space="preserve">R² adjusted</w:t>
             </w:r>
           </w:p>
         </w:tc>
@@ -4026,7 +4026,7 @@
                 <w:sz w:val="18"/>
                 <w:szCs w:val="18"/>
               </w:rPr>
-              <w:t xml:space="preserve">исполнитель</w:t>
+              <w:t xml:space="preserve">person</w:t>
             </w:r>
           </w:p>
         </w:tc>
@@ -4155,7 +4155,7 @@
                 <w:sz w:val="18"/>
                 <w:szCs w:val="18"/>
               </w:rPr>
-              <w:t xml:space="preserve">фаза / тип работы</w:t>
+              <w:t xml:space="preserve">phase / type of work</w:t>
             </w:r>
           </w:p>
         </w:tc>
@@ -4282,7 +4282,7 @@
                 <w:sz w:val="18"/>
                 <w:szCs w:val="18"/>
               </w:rPr>
-              <w:t xml:space="preserve">проект</w:t>
+              <w:t xml:space="preserve">project</w:t>
             </w:r>
           </w:p>
         </w:tc>
@@ -4409,7 +4409,7 @@
                 <w:sz w:val="18"/>
                 <w:szCs w:val="18"/>
               </w:rPr>
-              <w:t xml:space="preserve">размер задачи</w:t>
+              <w:t xml:space="preserve">task size</w:t>
             </w:r>
           </w:p>
         </w:tc>
@@ -4540,7 +4540,7 @@
                 <w:sz w:val="18"/>
                 <w:szCs w:val="18"/>
               </w:rPr>
-              <w:t xml:space="preserve">все факторы вместе</w:t>
+              <w:t xml:space="preserve">all factors combined</w:t>
             </w:r>
           </w:p>
         </w:tc>
@@ -4714,7 +4714,7 @@
           <w:sz w:val="17"/>
           <w:szCs w:val="17"/>
         </w:rPr>
-        <w:t xml:space="preserve">Смещение по факторам</w:t>
+        <w:t xml:space="preserve">Bias by factor</w:t>
       </w:r>
     </w:p>
     <w:p>
@@ -4727,7 +4727,7 @@
           <w:sz w:val="21"/>
           <w:szCs w:val="21"/>
         </w:rPr>
-        <w:t xml:space="preserve">Два вывода.</w:t>
+        <w:t xml:space="preserve">Two conclusions.</w:t>
       </w:r>
     </w:p>
     <w:p>
@@ -4742,15 +4742,15 @@
           <w:sz w:val="21"/>
           <w:szCs w:val="21"/>
         </w:rPr>
-        <w:t xml:space="preserve">Доминирующий фактор различается между организациями.</w:t>
-      </w:r>
-      <w:r>
-        <w:rPr>
-          <w:color w:val="1B1B1F"/>
-          <w:sz w:val="21"/>
-          <w:szCs w:val="21"/>
-        </w:rPr>
-        <w:t xml:space="preserve"> В CESAW сильнее всего исполнитель (10 % дисперсии; эффект переживает и корректировку, и кросс-валидацию — значит настоящий). В SiP наоборот: исполнитель почти ничего не даёт, а размер задачи объясняет 8 %. Переносить «у нас главное — кто оценивает» между компаниями нельзя: это свойство организации, а не разработки как таковой.</w:t>
+        <w:t xml:space="preserve">The dominant factor differs between organisations.</w:t>
+      </w:r>
+      <w:r>
+        <w:rPr>
+          <w:color w:val="1B1B1F"/>
+          <w:sz w:val="21"/>
+          <w:szCs w:val="21"/>
+        </w:rPr>
+        <w:t xml:space="preserve"> In CESAW the person matters most (10% of variance; the effect survives both the adjustment and cross-validation, so it is real). In SiP it is the reverse: the person contributes almost nothing while task size explains 8%. "What matters here is who estimates" cannot be carried between companies — it is a property of the organisation, not of software development.</w:t>
       </w:r>
     </w:p>
     <w:p>
@@ -4765,15 +4765,15 @@
           <w:sz w:val="21"/>
           <w:szCs w:val="21"/>
         </w:rPr>
-        <w:t xml:space="preserve">Потолок низкий.</w:t>
-      </w:r>
-      <w:r>
-        <w:rPr>
-          <w:color w:val="1B1B1F"/>
-          <w:sz w:val="21"/>
-          <w:szCs w:val="21"/>
-        </w:rPr>
-        <w:t xml:space="preserve"> Все наблюдаемые факторы вместе объясняют 17 % дисперсии в CESAW и 14 % в SiP. То есть </w:t>
+        <w:t xml:space="preserve">The ceiling is low.</w:t>
+      </w:r>
+      <w:r>
+        <w:rPr>
+          <w:color w:val="1B1B1F"/>
+          <w:sz w:val="21"/>
+          <w:szCs w:val="21"/>
+        </w:rPr>
+        <w:t xml:space="preserve"> All observed factors combined explain 17% of the variance in CESAW and 14% in SiP. That is, </w:t>
       </w:r>
       <w:r>
         <w:rPr>
@@ -4783,15 +4783,15 @@
           <w:sz w:val="21"/>
           <w:szCs w:val="21"/>
         </w:rPr>
-        <w:t xml:space="preserve">83–86 % дисперсии ошибки оценки не объясняется ничем из того, что записано в данных.</w:t>
-      </w:r>
-      <w:r>
-        <w:rPr>
-          <w:color w:val="1B1B1F"/>
-          <w:sz w:val="21"/>
-          <w:szCs w:val="21"/>
-        </w:rPr>
-        <w:t xml:space="preserve"> Отсюда прямо следует раздел 7: точечный прогноз обречён, и правильный продукт — интервал.</w:t>
+        <w:t xml:space="preserve">83–86% of the variance in estimation error is explained by nothing recorded in the data.</w:t>
+      </w:r>
+      <w:r>
+        <w:rPr>
+          <w:color w:val="1B1B1F"/>
+          <w:sz w:val="21"/>
+          <w:szCs w:val="21"/>
+        </w:rPr>
+        <w:t xml:space="preserve"> Section 7 follows directly from this: a point prediction is doomed, and the right product is an interval.</w:t>
       </w:r>
     </w:p>
     <w:p>
@@ -4818,7 +4818,7 @@
           <w:sz w:val="30"/>
           <w:szCs w:val="30"/>
         </w:rPr>
-        <w:t xml:space="preserve">5. RQ6: фрагментация работы — сильнейший найденный фактор</w:t>
+        <w:t xml:space="preserve">5. RQ6: work fragmentation is the strongest factor found</w:t>
       </w:r>
     </w:p>
     <w:p>
@@ -4829,7 +4829,7 @@
       <w:r>
         <w:drawing>
           <wp:inline distT="0" distB="0" distL="0" distR="0">
-            <wp:extent cx="5943600" cy="2190750"/>
+            <wp:extent cx="5943600" cy="2390775"/>
             <wp:effectExtent t="0" r="0" b="0" l="0"/>
             <wp:docPr id="1" name="" descr="" title=""/>
             <wp:cNvGraphicFramePr>
@@ -4854,7 +4854,7 @@
                   <pic:spPr bwMode="auto">
                     <a:xfrm>
                       <a:off x="0" y="0"/>
-                      <a:ext cx="5943600" cy="2190750"/>
+                      <a:ext cx="5943600" cy="2390775"/>
                     </a:xfrm>
                     <a:prstGeom prst="rect">
                       <a:avLst/>
@@ -4880,7 +4880,7 @@
           <w:sz w:val="17"/>
           <w:szCs w:val="17"/>
         </w:rPr>
-        <w:t xml:space="preserve">Прерывания</w:t>
+        <w:t xml:space="preserve">Interruptions</w:t>
       </w:r>
     </w:p>
     <w:tbl>
@@ -4928,7 +4928,7 @@
                 <w:sz w:val="18"/>
                 <w:szCs w:val="18"/>
               </w:rPr>
-              <w:t xml:space="preserve">размер задачи</w:t>
+              <w:t xml:space="preserve">task size</w:t>
             </w:r>
           </w:p>
         </w:tc>
@@ -4956,7 +4956,7 @@
                 <w:sz w:val="18"/>
                 <w:szCs w:val="18"/>
               </w:rPr>
-              <w:t xml:space="preserve">без прерываний</w:t>
+              <w:t xml:space="preserve">uninterrupted</w:t>
             </w:r>
           </w:p>
         </w:tc>
@@ -4984,7 +4984,7 @@
                 <w:sz w:val="18"/>
                 <w:szCs w:val="18"/>
               </w:rPr>
-              <w:t xml:space="preserve">были прерывания</w:t>
+              <w:t xml:space="preserve">interrupted</w:t>
             </w:r>
           </w:p>
         </w:tc>
@@ -5011,7 +5011,7 @@
                 <w:sz w:val="18"/>
                 <w:szCs w:val="18"/>
               </w:rPr>
-              <w:t xml:space="preserve">≤ 0.5 ч</w:t>
+              <w:t xml:space="preserve">≤ 0.5 h</w:t>
             </w:r>
           </w:p>
         </w:tc>
@@ -5090,7 +5090,7 @@
                 <w:sz w:val="18"/>
                 <w:szCs w:val="18"/>
               </w:rPr>
-              <w:t xml:space="preserve">0.5–1 ч</w:t>
+              <w:t xml:space="preserve">0.5–1 h</w:t>
             </w:r>
           </w:p>
         </w:tc>
@@ -5167,7 +5167,7 @@
                 <w:sz w:val="18"/>
                 <w:szCs w:val="18"/>
               </w:rPr>
-              <w:t xml:space="preserve">1–2 ч</w:t>
+              <w:t xml:space="preserve">1–2 h</w:t>
             </w:r>
           </w:p>
         </w:tc>
@@ -5244,7 +5244,7 @@
                 <w:sz w:val="18"/>
                 <w:szCs w:val="18"/>
               </w:rPr>
-              <w:t xml:space="preserve">2–4 ч</w:t>
+              <w:t xml:space="preserve">2–4 h</w:t>
             </w:r>
           </w:p>
         </w:tc>
@@ -5321,7 +5321,7 @@
                 <w:sz w:val="18"/>
                 <w:szCs w:val="18"/>
               </w:rPr>
-              <w:t xml:space="preserve">4–8 ч</w:t>
+              <w:t xml:space="preserve">4–8 h</w:t>
             </w:r>
           </w:p>
         </w:tc>
@@ -5398,7 +5398,7 @@
                 <w:sz w:val="18"/>
                 <w:szCs w:val="18"/>
               </w:rPr>
-              <w:t xml:space="preserve">8–16 ч</w:t>
+              <w:t xml:space="preserve">8–16 h</w:t>
             </w:r>
           </w:p>
         </w:tc>
@@ -5475,7 +5475,7 @@
                 <w:sz w:val="18"/>
                 <w:szCs w:val="18"/>
               </w:rPr>
-              <w:t xml:space="preserve">&gt; 16 ч</w:t>
+              <w:t xml:space="preserve">&gt; 16 h</w:t>
             </w:r>
           </w:p>
         </w:tc>
@@ -5546,7 +5546,7 @@
           <w:sz w:val="21"/>
           <w:szCs w:val="21"/>
         </w:rPr>
-        <w:t xml:space="preserve">Эффект </w:t>
+        <w:t xml:space="preserve">The effect </w:t>
       </w:r>
       <w:r>
         <w:rPr>
@@ -5556,15 +5556,15 @@
           <w:sz w:val="21"/>
           <w:szCs w:val="21"/>
         </w:rPr>
-        <w:t xml:space="preserve">сохраняется внутри каждой группы по размеру</w:t>
-      </w:r>
-      <w:r>
-        <w:rPr>
-          <w:color w:val="1B1B1F"/>
-          <w:sz w:val="21"/>
-          <w:szCs w:val="21"/>
-        </w:rPr>
-        <w:t xml:space="preserve"> и по величине превосходит всё, что дали RQ3–RQ5: прерванные задачи перерасходуют примерно вдвое сильнее. То же по числу рабочих сеансов — от ×0.59 при одном сеансе до ×2.37 при более чем шестнадцати.</w:t>
+        <w:t xml:space="preserve">holds within every size band</w:t>
+      </w:r>
+      <w:r>
+        <w:rPr>
+          <w:color w:val="1B1B1F"/>
+          <w:sz w:val="21"/>
+          <w:szCs w:val="21"/>
+        </w:rPr>
+        <w:t xml:space="preserve"> and is larger than anything RQ3–RQ5 produced: interrupted tasks overrun roughly twice as much. The same pattern appears across session counts — from ×0.59 at one session to ×2.37 above sixteen.</w:t>
       </w:r>
     </w:p>
     <w:p>
@@ -5579,15 +5579,15 @@
           <w:sz w:val="21"/>
           <w:szCs w:val="21"/>
         </w:rPr>
-        <w:t xml:space="preserve">Но выводы отсюда ограничены дважды.</w:t>
-      </w:r>
-      <w:r>
-        <w:rPr>
-          <w:color w:val="1B1B1F"/>
-          <w:sz w:val="21"/>
-          <w:szCs w:val="21"/>
-        </w:rPr>
-        <w:t xml:space="preserve"> Направление причинности не установлено: прерывания могут удлинять задачу, а могут быть </w:t>
+        <w:t xml:space="preserve">But the conclusions are doubly limited.</w:t>
+      </w:r>
+      <w:r>
+        <w:rPr>
+          <w:color w:val="1B1B1F"/>
+          <w:sz w:val="21"/>
+          <w:szCs w:val="21"/>
+        </w:rPr>
+        <w:t xml:space="preserve"> Causal direction is not established: interruptions may lengthen a task, or they may be a </w:t>
       </w:r>
       <w:r>
         <w:rPr>
@@ -5597,15 +5597,15 @@
           <w:sz w:val="21"/>
           <w:szCs w:val="21"/>
         </w:rPr>
-        <w:t xml:space="preserve">следствием</w:t>
-      </w:r>
-      <w:r>
-        <w:rPr>
-          <w:color w:val="1B1B1F"/>
-          <w:sz w:val="21"/>
-          <w:szCs w:val="21"/>
-        </w:rPr>
-        <w:t xml:space="preserve"> того, что задача оказалась тяжелее и растянулась на много дней. И для прогноза это бесполезно: в момент оценки прерываний ещё нет, поэтому в признаки модели они не вошли.</w:t>
+        <w:t xml:space="preserve">consequence</w:t>
+      </w:r>
+      <w:r>
+        <w:rPr>
+          <w:color w:val="1B1B1F"/>
+          <w:sz w:val="21"/>
+          <w:szCs w:val="21"/>
+        </w:rPr>
+        <w:t xml:space="preserve"> of a task turning out harder and stretching over many days. And for prediction it is useless: at estimation time the interruptions have not happened, so they were excluded from the model's features.</w:t>
       </w:r>
     </w:p>
     <w:p>
@@ -5632,7 +5632,7 @@
           <w:sz w:val="30"/>
           <w:szCs w:val="30"/>
         </w:rPr>
-        <w:t xml:space="preserve">6. RQ7: как разваливается красивая гипотеза</w:t>
+        <w:t xml:space="preserve">6. RQ7: how a good-looking hypothesis falls apart</w:t>
       </w:r>
     </w:p>
     <w:p>
@@ -5645,7 +5645,7 @@
           <w:sz w:val="21"/>
           <w:szCs w:val="21"/>
         </w:rPr>
-        <w:t xml:space="preserve">Исходная работа по CESAW отмечает склонность к круглым числам как фактор точности. Сырое сравнение подтверждает: круглые оценки дают ×0.77, некруглые ×0.83.</w:t>
+        <w:t xml:space="preserve">The original CESAW work flags a tendency toward round numbers as an accuracy factor. The raw comparison agrees: round estimates give ×0.77, non-round ×0.83.</w:t>
       </w:r>
     </w:p>
     <w:p>
@@ -5656,7 +5656,7 @@
       <w:r>
         <w:drawing>
           <wp:inline distT="0" distB="0" distL="0" distR="0">
-            <wp:extent cx="5943600" cy="2295525"/>
+            <wp:extent cx="5943600" cy="2438400"/>
             <wp:effectExtent t="0" r="0" b="0" l="0"/>
             <wp:docPr id="1" name="" descr="" title=""/>
             <wp:cNvGraphicFramePr>
@@ -5681,7 +5681,7 @@
                   <pic:spPr bwMode="auto">
                     <a:xfrm>
                       <a:off x="0" y="0"/>
-                      <a:ext cx="5943600" cy="2295525"/>
+                      <a:ext cx="5943600" cy="2438400"/>
                     </a:xfrm>
                     <a:prstGeom prst="rect">
                       <a:avLst/>
@@ -5707,7 +5707,7 @@
           <w:sz w:val="17"/>
           <w:szCs w:val="17"/>
         </w:rPr>
-        <w:t xml:space="preserve">Круглые числа</w:t>
+        <w:t xml:space="preserve">Round numbers</w:t>
       </w:r>
     </w:p>
     <w:p>
@@ -5720,7 +5720,7 @@
           <w:sz w:val="21"/>
           <w:szCs w:val="21"/>
         </w:rPr>
-        <w:t xml:space="preserve">Но медианная круглая оценка — 1 час, а некруглая — 0.72 часа. </w:t>
+        <w:t xml:space="preserve">But the median round estimate is 1 hour while the median non-round one is 0.72 hours. </w:t>
       </w:r>
       <w:r>
         <w:rPr>
@@ -5730,15 +5730,15 @@
           <w:sz w:val="21"/>
           <w:szCs w:val="21"/>
         </w:rPr>
-        <w:t xml:space="preserve">Круглые оценки просто чаще ставят на более крупные задачи</w:t>
-      </w:r>
-      <w:r>
-        <w:rPr>
-          <w:color w:val="1B1B1F"/>
-          <w:sz w:val="21"/>
-          <w:szCs w:val="21"/>
-        </w:rPr>
-        <w:t xml:space="preserve">, а крупные задачи по RQ2 переоцениваются. При сравнении внутри групп по размеру направление эффекта перестаёт быть последовательным: в одних группах круглые оценки точнее, в других хуже.</w:t>
+        <w:t xml:space="preserve">Round estimates are simply used more often on larger tasks</w:t>
+      </w:r>
+      <w:r>
+        <w:rPr>
+          <w:color w:val="1B1B1F"/>
+          <w:sz w:val="21"/>
+          <w:szCs w:val="21"/>
+        </w:rPr>
+        <w:t xml:space="preserve">, and larger tasks are overestimated per RQ2. Comparing within size bands, the direction stops being consistent: in some bands round estimates are more accurate, in others worse.</w:t>
       </w:r>
     </w:p>
     <w:p>
@@ -5753,15 +5753,15 @@
           <w:sz w:val="21"/>
           <w:szCs w:val="21"/>
         </w:rPr>
-        <w:t xml:space="preserve">Наблюдаемый эффект объясняется размером задачи, а не «округлостью».</w:t>
-      </w:r>
-      <w:r>
-        <w:rPr>
-          <w:color w:val="1B1B1F"/>
-          <w:sz w:val="21"/>
-          <w:szCs w:val="21"/>
-        </w:rPr>
-        <w:t xml:space="preserve"> Конфаундер здесь — размер, и он коррелирует почти со всем в этих данных.</w:t>
+        <w:t xml:space="preserve">The observed effect is explained by task size, not by roundness.</w:t>
+      </w:r>
+      <w:r>
+        <w:rPr>
+          <w:color w:val="1B1B1F"/>
+          <w:sz w:val="21"/>
+          <w:szCs w:val="21"/>
+        </w:rPr>
+        <w:t xml:space="preserve"> The confounder here is size, and it correlates with almost everything in this data.</w:t>
       </w:r>
     </w:p>
     <w:p>
@@ -5788,7 +5788,7 @@
           <w:sz w:val="30"/>
           <w:szCs w:val="30"/>
         </w:rPr>
-        <w:t xml:space="preserve">7. Машинное обучение</w:t>
+        <w:t xml:space="preserve">7. Machine learning</w:t>
       </w:r>
     </w:p>
     <w:p>
@@ -5804,7 +5804,7 @@
           <w:sz w:val="25"/>
           <w:szCs w:val="25"/>
         </w:rPr>
-        <w:t xml:space="preserve">7.1 Стратегия разбиения меняет выводы сильнее выбора модели</w:t>
+        <w:t xml:space="preserve">7.1 The split strategy shifts conclusions more than the choice of model</w:t>
       </w:r>
     </w:p>
     <w:p>
@@ -5817,7 +5817,7 @@
           <w:sz w:val="21"/>
           <w:szCs w:val="21"/>
         </w:rPr>
-        <w:t xml:space="preserve">Данные содержат повторные наблюдения по людям и проектам. Случайное разбиение позволяет модели увидеть того же человека в том же проекте и в train, и в test.</w:t>
+        <w:t xml:space="preserve">The data contains repeated observations of the same people and projects. A random split lets the model see the same person on the same project in both train and test.</w:t>
       </w:r>
     </w:p>
     <w:tbl>
@@ -5867,7 +5867,7 @@
                 <w:sz w:val="18"/>
                 <w:szCs w:val="18"/>
               </w:rPr>
-              <w:t xml:space="preserve">стратегия</w:t>
+              <w:t xml:space="preserve">strategy</w:t>
             </w:r>
           </w:p>
         </w:tc>
@@ -5895,7 +5895,7 @@
                 <w:sz w:val="18"/>
                 <w:szCs w:val="18"/>
               </w:rPr>
-              <w:t xml:space="preserve">что проверяет</w:t>
+              <w:t xml:space="preserve">what it tests</w:t>
             </w:r>
           </w:p>
         </w:tc>
@@ -5923,7 +5923,7 @@
                 <w:sz w:val="18"/>
                 <w:szCs w:val="18"/>
               </w:rPr>
-              <w:t xml:space="preserve">выигрыш RMSE</w:t>
+              <w:t xml:space="preserve">RMSE gain</w:t>
             </w:r>
           </w:p>
         </w:tc>
@@ -6008,7 +6008,7 @@
                 <w:sz w:val="18"/>
                 <w:szCs w:val="18"/>
               </w:rPr>
-              <w:t xml:space="preserve">A. Случайное</w:t>
+              <w:t xml:space="preserve">A. Random</w:t>
             </w:r>
           </w:p>
         </w:tc>
@@ -6033,7 +6033,7 @@
                 <w:sz w:val="18"/>
                 <w:szCs w:val="18"/>
               </w:rPr>
-              <w:t xml:space="preserve">базовая обучаемость</w:t>
+              <w:t xml:space="preserve">basic learnability</w:t>
             </w:r>
           </w:p>
         </w:tc>
@@ -6058,7 +6058,7 @@
                 <w:sz w:val="18"/>
                 <w:szCs w:val="18"/>
               </w:rPr>
-              <w:t xml:space="preserve">18.5 %</w:t>
+              <w:t xml:space="preserve">18.5%</w:t>
             </w:r>
           </w:p>
         </w:tc>
@@ -6137,7 +6137,7 @@
                 <w:sz w:val="18"/>
                 <w:szCs w:val="18"/>
               </w:rPr>
-              <w:t xml:space="preserve">B. Новые проекты</w:t>
+              <w:t xml:space="preserve">B. Unseen projects</w:t>
             </w:r>
           </w:p>
         </w:tc>
@@ -6162,7 +6162,7 @@
                 <w:sz w:val="18"/>
                 <w:szCs w:val="18"/>
               </w:rPr>
-              <w:t xml:space="preserve">перенос на новый проект</w:t>
+              <w:t xml:space="preserve">transfer to a new project</w:t>
             </w:r>
           </w:p>
         </w:tc>
@@ -6187,7 +6187,7 @@
                 <w:sz w:val="18"/>
                 <w:szCs w:val="18"/>
               </w:rPr>
-              <w:t xml:space="preserve">12.7 %</w:t>
+              <w:t xml:space="preserve">12.7%</w:t>
             </w:r>
           </w:p>
         </w:tc>
@@ -6266,7 +6266,7 @@
                 <w:sz w:val="18"/>
                 <w:szCs w:val="18"/>
               </w:rPr>
-              <w:t xml:space="preserve">C. Временное</w:t>
+              <w:t xml:space="preserve">C. Temporal</w:t>
             </w:r>
           </w:p>
         </w:tc>
@@ -6291,7 +6291,7 @@
                 <w:sz w:val="18"/>
                 <w:szCs w:val="18"/>
               </w:rPr>
-              <w:t xml:space="preserve">прогноз будущего по прошлому</w:t>
+              <w:t xml:space="preserve">predicting the future from the past</w:t>
             </w:r>
           </w:p>
         </w:tc>
@@ -6318,7 +6318,7 @@
                 <w:sz w:val="18"/>
                 <w:szCs w:val="18"/>
               </w:rPr>
-              <w:t xml:space="preserve">10.2 %</w:t>
+              <w:t xml:space="preserve">10.2%</w:t>
             </w:r>
           </w:p>
         </w:tc>
@@ -6393,7 +6393,7 @@
           <w:sz w:val="21"/>
           <w:szCs w:val="21"/>
         </w:rPr>
-        <w:t xml:space="preserve">Отчёт по случайному сплиту завысил бы всё. Дальше везде используется </w:t>
+        <w:t xml:space="preserve">Reporting the random split would have inflated everything. Everything below uses </w:t>
       </w:r>
       <w:r>
         <w:rPr>
@@ -6411,7 +6411,7 @@
           <w:sz w:val="21"/>
           <w:szCs w:val="21"/>
         </w:rPr>
-        <w:t xml:space="preserve"> — единственная стратегия, соответствующая реальному сценарию.</w:t>
+        <w:t xml:space="preserve"> — the only strategy matching the real scenario.</w:t>
       </w:r>
     </w:p>
     <w:p>
@@ -6427,7 +6427,7 @@
           <w:sz w:val="25"/>
           <w:szCs w:val="25"/>
         </w:rPr>
-        <w:t xml:space="preserve">7.2 Регрессия: предсказать величину ошибки</w:t>
+        <w:t xml:space="preserve">7.2 Regression: predicting the size of the error</w:t>
       </w:r>
     </w:p>
     <w:p>
@@ -6440,7 +6440,7 @@
           <w:sz w:val="21"/>
           <w:szCs w:val="21"/>
         </w:rPr>
-        <w:t xml:space="preserve">Предсказываем </w:t>
+        <w:t xml:space="preserve">We predict </w:t>
       </w:r>
       <w:r>
         <w:rPr>
@@ -6457,7 +6457,7 @@
           <w:sz w:val="21"/>
           <w:szCs w:val="21"/>
         </w:rPr>
-        <w:t xml:space="preserve"> (поправку к оценке), а не </w:t>
+        <w:t xml:space="preserve"> (a correction to the estimate) rather than </w:t>
       </w:r>
       <w:r>
         <w:rPr>
@@ -6474,7 +6474,7 @@
           <w:sz w:val="21"/>
           <w:szCs w:val="21"/>
         </w:rPr>
-        <w:t xml:space="preserve"> — так оценка разработчика остаётся опорной точкой.</w:t>
+        <w:t xml:space="preserve">, so the developer's estimate stays in the prediction as an anchor.</w:t>
       </w:r>
     </w:p>
     <w:tbl>
@@ -6525,7 +6525,7 @@
                 <w:sz w:val="18"/>
                 <w:szCs w:val="18"/>
               </w:rPr>
-              <w:t xml:space="preserve">модель</w:t>
+              <w:t xml:space="preserve">model</w:t>
             </w:r>
           </w:p>
         </w:tc>
@@ -6581,7 +6581,7 @@
                 <w:sz w:val="18"/>
                 <w:szCs w:val="18"/>
               </w:rPr>
-              <w:t xml:space="preserve">типичная ошибка</w:t>
+              <w:t xml:space="preserve">typical error</w:t>
             </w:r>
           </w:p>
         </w:tc>
@@ -6692,7 +6692,7 @@
                 <w:sz w:val="18"/>
                 <w:szCs w:val="18"/>
               </w:rPr>
-              <w:t xml:space="preserve">константа</w:t>
+              <w:t xml:space="preserve">constant</w:t>
             </w:r>
           </w:p>
         </w:tc>
@@ -6846,7 +6846,7 @@
                 <w:sz w:val="18"/>
                 <w:szCs w:val="18"/>
               </w:rPr>
-              <w:t xml:space="preserve">B0: факт = оценка</w:t>
+              <w:t xml:space="preserve">B0: actual = estimate</w:t>
             </w:r>
           </w:p>
         </w:tc>
@@ -6998,7 +6998,7 @@
                 <w:sz w:val="18"/>
                 <w:szCs w:val="18"/>
               </w:rPr>
-              <w:t xml:space="preserve">B1: глобальный ×0.80</w:t>
+              <w:t xml:space="preserve">B1: global ×0.80</w:t>
             </w:r>
           </w:p>
         </w:tc>
@@ -7150,7 +7150,7 @@
                 <w:sz w:val="18"/>
                 <w:szCs w:val="18"/>
               </w:rPr>
-              <w:t xml:space="preserve">B2: лог-линейная калибровка</w:t>
+              <w:t xml:space="preserve">B2: log-linear calibration</w:t>
             </w:r>
           </w:p>
         </w:tc>
@@ -7302,7 +7302,7 @@
                 <w:sz w:val="18"/>
                 <w:szCs w:val="18"/>
               </w:rPr>
-              <w:t xml:space="preserve">M1: Ridge + признаки</w:t>
+              <w:t xml:space="preserve">M1: Ridge + features</w:t>
             </w:r>
           </w:p>
         </w:tc>
@@ -7611,7 +7611,7 @@
           <w:sz w:val="25"/>
           <w:szCs w:val="25"/>
         </w:rPr>
-        <w:t xml:space="preserve">7.3 Классификация: предсказать сам факт недооценки</w:t>
+        <w:t xml:space="preserve">7.3 Classification: predicting the fact of underestimation</w:t>
       </w:r>
     </w:p>
     <w:p>
@@ -7624,7 +7624,7 @@
           <w:sz w:val="21"/>
           <w:szCs w:val="21"/>
         </w:rPr>
-        <w:t xml:space="preserve">Base rate на тесте — 35.7 %, поэтому accuracy малоинформативна; смотрим PR-AUC.</w:t>
+        <w:t xml:space="preserve">The base rate on the test set is 35.7%, so accuracy is uninformative; PR-AUC is the measure to watch.</w:t>
       </w:r>
     </w:p>
     <w:tbl>
@@ -7676,7 +7676,7 @@
                 <w:sz w:val="18"/>
                 <w:szCs w:val="18"/>
               </w:rPr>
-              <w:t xml:space="preserve">модель</w:t>
+              <w:t xml:space="preserve">model</w:t>
             </w:r>
           </w:p>
         </w:tc>
@@ -7871,7 +7871,7 @@
                 <w:sz w:val="18"/>
                 <w:szCs w:val="18"/>
               </w:rPr>
-              <w:t xml:space="preserve">Baseline: доля класса</w:t>
+              <w:t xml:space="preserve">Baseline: class share</w:t>
             </w:r>
           </w:p>
         </w:tc>
@@ -8048,7 +8048,7 @@
                 <w:sz w:val="18"/>
                 <w:szCs w:val="18"/>
               </w:rPr>
-              <w:t xml:space="preserve">Логистическая регрессия</w:t>
+              <w:t xml:space="preserve">Logistic regression</w:t>
             </w:r>
           </w:p>
         </w:tc>
@@ -8225,7 +8225,7 @@
                 <w:sz w:val="18"/>
                 <w:szCs w:val="18"/>
               </w:rPr>
-              <w:t xml:space="preserve">Дерево решений (depth=6)</w:t>
+              <w:t xml:space="preserve">Decision tree (depth=6)</w:t>
             </w:r>
           </w:p>
         </w:tc>
@@ -8758,7 +8758,7 @@
       <w:r>
         <w:drawing>
           <wp:inline distT="0" distB="0" distL="0" distR="0">
-            <wp:extent cx="5943600" cy="1895475"/>
+            <wp:extent cx="5943600" cy="1866900"/>
             <wp:effectExtent t="0" r="0" b="0" l="0"/>
             <wp:docPr id="1" name="" descr="" title=""/>
             <wp:cNvGraphicFramePr>
@@ -8783,7 +8783,7 @@
                   <pic:spPr bwMode="auto">
                     <a:xfrm>
                       <a:off x="0" y="0"/>
-                      <a:ext cx="5943600" cy="1895475"/>
+                      <a:ext cx="5943600" cy="1866900"/>
                     </a:xfrm>
                     <a:prstGeom prst="rect">
                       <a:avLst/>
@@ -8809,7 +8809,7 @@
           <w:sz w:val="17"/>
           <w:szCs w:val="17"/>
         </w:rPr>
-        <w:t xml:space="preserve">Классификация</w:t>
+        <w:t xml:space="preserve">Classification</w:t>
       </w:r>
     </w:p>
     <w:p>
@@ -8822,7 +8822,7 @@
           <w:sz w:val="21"/>
           <w:szCs w:val="21"/>
         </w:rPr>
-        <w:t xml:space="preserve">Random Forest оказался лучше бустинга и по ROC-AUC, и по PR-AUC — усложнение модели не всегда окупается. Recall низкий (0.27): при пороге 0.5 модель находит лишь четверть недооценённых задач, зато с точностью 0.69. Порог, разумеется, настраивается под цену ошибки.</w:t>
+        <w:t xml:space="preserve">Random Forest beat boosting on both ROC-AUC and PR-AUC — added model complexity does not always pay. Recall is low (0.27): at a 0.5 threshold the model catches only a quarter of the underestimated tasks, but with 0.69 precision. The threshold is of course tunable to the cost of each error.</w:t>
       </w:r>
     </w:p>
     <w:p>
@@ -8838,7 +8838,7 @@
           <w:sz w:val="25"/>
           <w:szCs w:val="25"/>
         </w:rPr>
-        <w:t xml:space="preserve">7.4 Главный эксперимент: откуда берётся предсказательная сила</w:t>
+        <w:t xml:space="preserve">7.4 The key experiment: where the predictive power comes from</w:t>
       </w:r>
     </w:p>
     <w:p>
@@ -8900,7 +8900,7 @@
           <w:sz w:val="17"/>
           <w:szCs w:val="17"/>
         </w:rPr>
-        <w:t xml:space="preserve">Абляция</w:t>
+        <w:t xml:space="preserve">Ablation</w:t>
       </w:r>
     </w:p>
     <w:tbl>
@@ -8950,7 +8950,7 @@
                 <w:sz w:val="18"/>
                 <w:szCs w:val="18"/>
               </w:rPr>
-              <w:t xml:space="preserve">набор признаков</w:t>
+              <w:t xml:space="preserve">feature set</w:t>
             </w:r>
           </w:p>
         </w:tc>
@@ -9091,7 +9091,7 @@
                 <w:sz w:val="18"/>
                 <w:szCs w:val="18"/>
               </w:rPr>
-              <w:t xml:space="preserve">только оценка</w:t>
+              <w:t xml:space="preserve">estimate only</w:t>
             </w:r>
           </w:p>
         </w:tc>
@@ -9220,7 +9220,7 @@
                 <w:sz w:val="18"/>
                 <w:szCs w:val="18"/>
               </w:rPr>
-              <w:t xml:space="preserve">+ контекст (проект / фаза / человек)</w:t>
+              <w:t xml:space="preserve">+ context (project / phase / person)</w:t>
             </w:r>
           </w:p>
         </w:tc>
@@ -9347,7 +9347,7 @@
                 <w:sz w:val="18"/>
                 <w:szCs w:val="18"/>
               </w:rPr>
-              <w:t xml:space="preserve">+ история (leak-free)</w:t>
+              <w:t xml:space="preserve">+ history (leak-free)</w:t>
             </w:r>
           </w:p>
         </w:tc>
@@ -9476,7 +9476,7 @@
           <w:sz w:val="21"/>
           <w:szCs w:val="21"/>
         </w:rPr>
-        <w:t xml:space="preserve">(B0 «факт = оценка»: MAE_log 0.694, RMSE_log 1.053)</w:t>
+        <w:t xml:space="preserve">(B0 "actual = estimate": MAE_log 0.694, RMSE_log 1.053)</w:t>
       </w:r>
     </w:p>
     <w:p>
@@ -9491,15 +9491,15 @@
           <w:sz w:val="21"/>
           <w:szCs w:val="21"/>
         </w:rPr>
-        <w:t xml:space="preserve">Это ключевой результат проекта.</w:t>
-      </w:r>
-      <w:r>
-        <w:rPr>
-          <w:color w:val="1B1B1F"/>
-          <w:sz w:val="21"/>
-          <w:szCs w:val="21"/>
-        </w:rPr>
-        <w:t xml:space="preserve"> Модель, знающая только оценку, предсказывает недооценку с ROC-AUC 0.49 — </w:t>
+        <w:t xml:space="preserve">This is the key result of the project.</w:t>
+      </w:r>
+      <w:r>
+        <w:rPr>
+          <w:color w:val="1B1B1F"/>
+          <w:sz w:val="21"/>
+          <w:szCs w:val="21"/>
+        </w:rPr>
+        <w:t xml:space="preserve"> A model that knows only the estimate predicts underestimation at ROC-AUC 0.49 — </w:t>
       </w:r>
       <w:r>
         <w:rPr>
@@ -9509,15 +9509,15 @@
           <w:sz w:val="21"/>
           <w:szCs w:val="21"/>
         </w:rPr>
-        <w:t xml:space="preserve">не лучше монетки</w:t>
-      </w:r>
-      <w:r>
-        <w:rPr>
-          <w:color w:val="1B1B1F"/>
-          <w:sz w:val="21"/>
-          <w:szCs w:val="21"/>
-        </w:rPr>
-        <w:t xml:space="preserve">, и по MAE она хуже, чем просто поверить оценке.</w:t>
+        <w:t xml:space="preserve">no better than a coin flip</w:t>
+      </w:r>
+      <w:r>
+        <w:rPr>
+          <w:color w:val="1B1B1F"/>
+          <w:sz w:val="21"/>
+          <w:szCs w:val="21"/>
+        </w:rPr>
+        <w:t xml:space="preserve"> — and on MAE it is worse than simply trusting the estimate.</w:t>
       </w:r>
     </w:p>
     <w:p>
@@ -9530,7 +9530,7 @@
           <w:sz w:val="21"/>
           <w:szCs w:val="21"/>
         </w:rPr>
-        <w:t xml:space="preserve">Иначе говоря: </w:t>
+        <w:t xml:space="preserve">In other words: </w:t>
       </w:r>
       <w:r>
         <w:rPr>
@@ -9540,15 +9540,15 @@
           <w:sz w:val="21"/>
           <w:szCs w:val="21"/>
         </w:rPr>
-        <w:t xml:space="preserve">в самой оценке нет информации о том, ошибочна ли она.</w:t>
-      </w:r>
-      <w:r>
-        <w:rPr>
-          <w:color w:val="1B1B1F"/>
-          <w:sz w:val="21"/>
-          <w:szCs w:val="21"/>
-        </w:rPr>
-        <w:t xml:space="preserve"> Разработчик не «немного знает» о своей ошибке — он не знает о ней ничего.</w:t>
+        <w:t xml:space="preserve">the estimate contains no information about whether it is wrong.</w:t>
+      </w:r>
+      <w:r>
+        <w:rPr>
+          <w:color w:val="1B1B1F"/>
+          <w:sz w:val="21"/>
+          <w:szCs w:val="21"/>
+        </w:rPr>
+        <w:t xml:space="preserve"> A developer does not "somewhat know" about their error — they know nothing about it.</w:t>
       </w:r>
     </w:p>
     <w:p>
@@ -9561,7 +9561,7 @@
           <w:sz w:val="21"/>
           <w:szCs w:val="21"/>
         </w:rPr>
-        <w:t xml:space="preserve">Вся предсказательная сила появляется вместе с контекстом. Ответ на RQ8: </w:t>
+        <w:t xml:space="preserve">All the predictive power arrives with context. The answer to RQ8: </w:t>
       </w:r>
       <w:r>
         <w:rPr>
@@ -9571,7 +9571,7 @@
           <w:sz w:val="21"/>
           <w:szCs w:val="21"/>
         </w:rPr>
-        <w:t xml:space="preserve">предсказать недооценку можно, но не по оценке — по обстоятельствам.</w:t>
+        <w:t xml:space="preserve">underestimation can be predicted, but not from the estimate — from the circumstances.</w:t>
       </w:r>
     </w:p>
     <w:p>
@@ -9587,7 +9587,7 @@
           <w:sz w:val="25"/>
           <w:szCs w:val="25"/>
         </w:rPr>
-        <w:t xml:space="preserve">7.5 Исторические признаки без утечек</w:t>
+        <w:t xml:space="preserve">7.5 Leak-free historical features</w:t>
       </w:r>
     </w:p>
     <w:p>
@@ -9600,7 +9600,7 @@
           <w:sz w:val="21"/>
           <w:szCs w:val="21"/>
         </w:rPr>
-        <w:t xml:space="preserve">Самый ценный признак — «насколько этот человек ошибался раньше». Наивный </w:t>
+        <w:t xml:space="preserve">The most valuable feature is "how wrong was this person before". A naive </w:t>
       </w:r>
       <w:r>
         <w:rPr>
@@ -9617,7 +9617,7 @@
           <w:sz w:val="21"/>
           <w:szCs w:val="21"/>
         </w:rPr>
-        <w:t xml:space="preserve"> использовал бы будущее. Правильно — расширяющееся среднее со сдвигом на шаг в хронологическом порядке. Отсутствие утечки проверяется автоматически: у первой задачи каждого исполнителя история обязана быть </w:t>
+        <w:t xml:space="preserve"> would use the future. The correct construction is an expanding mean shifted by one step in chronological order. The absence of leakage is checked automatically: the first task of every person must have </w:t>
       </w:r>
       <w:r>
         <w:rPr>
@@ -9634,7 +9634,7 @@
           <w:sz w:val="21"/>
           <w:szCs w:val="21"/>
         </w:rPr>
-        <w:t xml:space="preserve">.</w:t>
+        <w:t xml:space="preserve"> history.</w:t>
       </w:r>
     </w:p>
     <w:p>
@@ -9647,7 +9647,7 @@
           <w:sz w:val="21"/>
           <w:szCs w:val="21"/>
         </w:rPr>
-        <w:t xml:space="preserve">Вклад скромный (AUC 0.692 → 0.709), и показательно, что </w:t>
+        <w:t xml:space="preserve">The contribution is modest (AUC 0.692 → 0.709), and tellingly, </w:t>
       </w:r>
       <w:r>
         <w:rPr>
@@ -9657,15 +9657,15 @@
           <w:sz w:val="21"/>
           <w:szCs w:val="21"/>
         </w:rPr>
-        <w:t xml:space="preserve">недавняя</w:t>
-      </w:r>
-      <w:r>
-        <w:rPr>
-          <w:color w:val="1B1B1F"/>
-          <w:sz w:val="21"/>
-          <w:szCs w:val="21"/>
-        </w:rPr>
-        <w:t xml:space="preserve"> точность (</w:t>
+        <w:t xml:space="preserve">recent</w:t>
+      </w:r>
+      <w:r>
+        <w:rPr>
+          <w:color w:val="1B1B1F"/>
+          <w:sz w:val="21"/>
+          <w:szCs w:val="21"/>
+        </w:rPr>
+        <w:t xml:space="preserve"> accuracy (</w:t>
       </w:r>
       <w:r>
         <w:rPr>
@@ -9682,7 +9682,7 @@
           <w:sz w:val="21"/>
           <w:szCs w:val="21"/>
         </w:rPr>
-        <w:t xml:space="preserve">, скользящее окно 10 задач) работает заметно лучше, чем накопленная за всё время: поведение оценщика дрейфует.</w:t>
+        <w:t xml:space="preserve">, a rolling window of 10 tasks) works noticeably better than accuracy accumulated over all time: estimator behaviour drifts.</w:t>
       </w:r>
     </w:p>
     <w:p>
@@ -9709,7 +9709,7 @@
           <w:sz w:val="30"/>
           <w:szCs w:val="30"/>
         </w:rPr>
-        <w:t xml:space="preserve">8. Объяснимость</w:t>
+        <w:t xml:space="preserve">8. Explainability</w:t>
       </w:r>
     </w:p>
     <w:p>
@@ -9784,7 +9784,7 @@
           <w:sz w:val="21"/>
           <w:szCs w:val="21"/>
         </w:rPr>
-        <w:t xml:space="preserve">Permutation importance и SHAP согласуются: доминируют </w:t>
+        <w:t xml:space="preserve">Permutation importance and SHAP agree: </w:t>
       </w:r>
       <w:r>
         <w:rPr>
@@ -9835,7 +9835,7 @@
           <w:sz w:val="21"/>
           <w:szCs w:val="21"/>
         </w:rPr>
-        <w:t xml:space="preserve"> и </w:t>
+        <w:t xml:space="preserve"> and </w:t>
       </w:r>
       <w:r>
         <w:rPr>
@@ -9852,7 +9852,7 @@
           <w:sz w:val="21"/>
           <w:szCs w:val="21"/>
         </w:rPr>
-        <w:t xml:space="preserve">. </w:t>
+        <w:t xml:space="preserve"> dominate. </w:t>
       </w:r>
       <w:r>
         <w:rPr>
@@ -9869,7 +9869,7 @@
           <w:sz w:val="21"/>
           <w:szCs w:val="21"/>
         </w:rPr>
-        <w:t xml:space="preserve"> не даёт ничего — независимое подтверждение вердикта по RQ7. </w:t>
+        <w:t xml:space="preserve"> contributes nothing — independent confirmation of the RQ7 verdict. </w:t>
       </w:r>
       <w:r>
         <w:rPr>
@@ -9886,7 +9886,7 @@
           <w:sz w:val="21"/>
           <w:szCs w:val="21"/>
         </w:rPr>
-        <w:t xml:space="preserve"> (накопленная история) уступает </w:t>
+        <w:t xml:space="preserve"> (accumulated history) loses to </w:t>
       </w:r>
       <w:r>
         <w:rPr>
@@ -9903,7 +9903,7 @@
           <w:sz w:val="21"/>
           <w:szCs w:val="21"/>
         </w:rPr>
-        <w:t xml:space="preserve"> (недавняя) — ещё одно свидетельство дрейфа.</w:t>
+        <w:t xml:space="preserve"> (recent history) — further evidence of drift.</w:t>
       </w:r>
     </w:p>
     <w:p>
@@ -9919,7 +9919,7 @@
           <w:sz w:val="25"/>
           <w:szCs w:val="25"/>
         </w:rPr>
-        <w:t xml:space="preserve">Где модель ошибается</w:t>
+        <w:t xml:space="preserve">Where the model fails</w:t>
       </w:r>
     </w:p>
     <w:tbl>
@@ -9969,7 +9969,7 @@
                 <w:sz w:val="18"/>
                 <w:szCs w:val="18"/>
               </w:rPr>
-              <w:t xml:space="preserve">размер задачи</w:t>
+              <w:t xml:space="preserve">task size</w:t>
             </w:r>
           </w:p>
         </w:tc>
@@ -10081,7 +10081,7 @@
                 <w:sz w:val="18"/>
                 <w:szCs w:val="18"/>
               </w:rPr>
-              <w:t xml:space="preserve">выигрыш</w:t>
+              <w:t xml:space="preserve">gain</w:t>
             </w:r>
           </w:p>
         </w:tc>
@@ -10108,7 +10108,7 @@
                 <w:sz w:val="18"/>
                 <w:szCs w:val="18"/>
               </w:rPr>
-              <w:t xml:space="preserve">≤ 0.5 ч</w:t>
+              <w:t xml:space="preserve">≤ 0.5 h</w:t>
             </w:r>
           </w:p>
         </w:tc>
@@ -10133,7 +10133,7 @@
                 <w:sz w:val="18"/>
                 <w:szCs w:val="18"/>
               </w:rPr>
-              <w:t xml:space="preserve">5 618</w:t>
+              <w:t xml:space="preserve">5,618</w:t>
             </w:r>
           </w:p>
         </w:tc>
@@ -10208,7 +10208,7 @@
                 <w:sz w:val="18"/>
                 <w:szCs w:val="18"/>
               </w:rPr>
-              <w:t xml:space="preserve">+2.7 %</w:t>
+              <w:t xml:space="preserve">+2.7%</w:t>
             </w:r>
           </w:p>
         </w:tc>
@@ -10235,7 +10235,7 @@
                 <w:sz w:val="18"/>
                 <w:szCs w:val="18"/>
               </w:rPr>
-              <w:t xml:space="preserve">0.5–1 ч</w:t>
+              <w:t xml:space="preserve">0.5–1 h</w:t>
             </w:r>
           </w:p>
         </w:tc>
@@ -10260,7 +10260,7 @@
                 <w:sz w:val="18"/>
                 <w:szCs w:val="18"/>
               </w:rPr>
-              <w:t xml:space="preserve">3 341</w:t>
+              <w:t xml:space="preserve">3,341</w:t>
             </w:r>
           </w:p>
         </w:tc>
@@ -10335,7 +10335,7 @@
                 <w:sz w:val="18"/>
                 <w:szCs w:val="18"/>
               </w:rPr>
-              <w:t xml:space="preserve">+3.8 %</w:t>
+              <w:t xml:space="preserve">+3.8%</w:t>
             </w:r>
           </w:p>
         </w:tc>
@@ -10362,7 +10362,7 @@
                 <w:sz w:val="18"/>
                 <w:szCs w:val="18"/>
               </w:rPr>
-              <w:t xml:space="preserve">1–2 ч</w:t>
+              <w:t xml:space="preserve">1–2 h</w:t>
             </w:r>
           </w:p>
         </w:tc>
@@ -10387,7 +10387,7 @@
                 <w:sz w:val="18"/>
                 <w:szCs w:val="18"/>
               </w:rPr>
-              <w:t xml:space="preserve">2 558</w:t>
+              <w:t xml:space="preserve">2,558</w:t>
             </w:r>
           </w:p>
         </w:tc>
@@ -10462,7 +10462,7 @@
                 <w:sz w:val="18"/>
                 <w:szCs w:val="18"/>
               </w:rPr>
-              <w:t xml:space="preserve">+5.5 %</w:t>
+              <w:t xml:space="preserve">+5.5%</w:t>
             </w:r>
           </w:p>
         </w:tc>
@@ -10489,7 +10489,7 @@
                 <w:sz w:val="18"/>
                 <w:szCs w:val="18"/>
               </w:rPr>
-              <w:t xml:space="preserve">2–4 ч</w:t>
+              <w:t xml:space="preserve">2–4 h</w:t>
             </w:r>
           </w:p>
         </w:tc>
@@ -10514,7 +10514,7 @@
                 <w:sz w:val="18"/>
                 <w:szCs w:val="18"/>
               </w:rPr>
-              <w:t xml:space="preserve">1 676</w:t>
+              <w:t xml:space="preserve">1,676</w:t>
             </w:r>
           </w:p>
         </w:tc>
@@ -10589,7 +10589,7 @@
                 <w:sz w:val="18"/>
                 <w:szCs w:val="18"/>
               </w:rPr>
-              <w:t xml:space="preserve">+6.6 %</w:t>
+              <w:t xml:space="preserve">+6.6%</w:t>
             </w:r>
           </w:p>
         </w:tc>
@@ -10616,7 +10616,7 @@
                 <w:sz w:val="18"/>
                 <w:szCs w:val="18"/>
               </w:rPr>
-              <w:t xml:space="preserve">4–8 ч</w:t>
+              <w:t xml:space="preserve">4–8 h</w:t>
             </w:r>
           </w:p>
         </w:tc>
@@ -10641,7 +10641,7 @@
                 <w:sz w:val="18"/>
                 <w:szCs w:val="18"/>
               </w:rPr>
-              <w:t xml:space="preserve">1 064</w:t>
+              <w:t xml:space="preserve">1,064</w:t>
             </w:r>
           </w:p>
         </w:tc>
@@ -10716,7 +10716,7 @@
                 <w:sz w:val="18"/>
                 <w:szCs w:val="18"/>
               </w:rPr>
-              <w:t xml:space="preserve">+0.9 %</w:t>
+              <w:t xml:space="preserve">+0.9%</w:t>
             </w:r>
           </w:p>
         </w:tc>
@@ -10743,7 +10743,7 @@
                 <w:sz w:val="18"/>
                 <w:szCs w:val="18"/>
               </w:rPr>
-              <w:t xml:space="preserve">8–16 ч</w:t>
+              <w:t xml:space="preserve">8–16 h</w:t>
             </w:r>
           </w:p>
         </w:tc>
@@ -10845,7 +10845,7 @@
                 <w:sz w:val="18"/>
                 <w:szCs w:val="18"/>
               </w:rPr>
-              <w:t xml:space="preserve">−11.6 %</w:t>
+              <w:t xml:space="preserve">−11.6%</w:t>
             </w:r>
           </w:p>
         </w:tc>
@@ -10872,7 +10872,7 @@
                 <w:sz w:val="18"/>
                 <w:szCs w:val="18"/>
               </w:rPr>
-              <w:t xml:space="preserve">&gt; 16 ч</w:t>
+              <w:t xml:space="preserve">&gt; 16 h</w:t>
             </w:r>
           </w:p>
         </w:tc>
@@ -10974,7 +10974,7 @@
                 <w:sz w:val="18"/>
                 <w:szCs w:val="18"/>
               </w:rPr>
-              <w:t xml:space="preserve">−36.6 %</w:t>
+              <w:t xml:space="preserve">−36.6%</w:t>
             </w:r>
           </w:p>
         </w:tc>
@@ -11044,7 +11044,7 @@
           <w:sz w:val="17"/>
           <w:szCs w:val="17"/>
         </w:rPr>
-        <w:t xml:space="preserve">Разбор ошибок</w:t>
+        <w:t xml:space="preserve">Error analysis</w:t>
       </w:r>
     </w:p>
     <w:p>
@@ -11059,15 +11059,15 @@
           <w:sz w:val="21"/>
           <w:szCs w:val="21"/>
         </w:rPr>
-        <w:t xml:space="preserve">На крупных задачах модель проигрывает baseline, и заметно.</w:t>
-      </w:r>
-      <w:r>
-        <w:rPr>
-          <w:color w:val="1B1B1F"/>
-          <w:sz w:val="21"/>
-          <w:szCs w:val="21"/>
-        </w:rPr>
-        <w:t xml:space="preserve"> Причина видна по столбцу N: крупных задач мало, а разброс на них максимален. Модель тянет прогноз к типичному поведению и систематически их занижает (среднее смещение −0.24).</w:t>
+        <w:t xml:space="preserve">On large tasks the model loses to the baseline, and by a wide margin.</w:t>
+      </w:r>
+      <w:r>
+        <w:rPr>
+          <w:color w:val="1B1B1F"/>
+          <w:sz w:val="21"/>
+          <w:szCs w:val="21"/>
+        </w:rPr>
+        <w:t xml:space="preserve"> The N column shows why: large tasks are rare and their spread is widest. The model pulls predictions toward typical behaviour and systematically undershoots them (mean bias −0.24).</w:t>
       </w:r>
     </w:p>
     <w:p>
@@ -11080,7 +11080,7 @@
           <w:sz w:val="21"/>
           <w:szCs w:val="21"/>
         </w:rPr>
-        <w:t xml:space="preserve">Практический вывод: применять модель осмысленно только на мелких и средних задачах, а на крупных честнее оставить оценку разработчика. Общая цифра «выигрыш 10 %» без этой разбивки вводила бы в заблуждение.</w:t>
+        <w:t xml:space="preserve">Practical conclusion: apply the model only to small and medium tasks and keep the developer's estimate on large ones. The headline "10% gain" without this breakdown would be misleading.</w:t>
       </w:r>
     </w:p>
     <w:p>
@@ -11107,7 +11107,7 @@
           <w:sz w:val="30"/>
           <w:szCs w:val="30"/>
         </w:rPr>
-        <w:t xml:space="preserve">9. Что можно реально отдать команде</w:t>
+        <w:t xml:space="preserve">9. What can actually be handed to a team</w:t>
       </w:r>
     </w:p>
     <w:p>
@@ -11123,7 +11123,7 @@
           <w:sz w:val="25"/>
           <w:szCs w:val="25"/>
         </w:rPr>
-        <w:t xml:space="preserve">Персональная калибровка работает наполовину</w:t>
+        <w:t xml:space="preserve">Personal calibration works halfway</w:t>
       </w:r>
     </w:p>
     <w:tbl>
@@ -11171,7 +11171,7 @@
                 <w:sz w:val="18"/>
                 <w:szCs w:val="18"/>
               </w:rPr>
-              <w:t xml:space="preserve">модель</w:t>
+              <w:t xml:space="preserve">model</w:t>
             </w:r>
           </w:p>
         </w:tc>
@@ -11254,7 +11254,7 @@
                 <w:sz w:val="18"/>
                 <w:szCs w:val="18"/>
               </w:rPr>
-              <w:t xml:space="preserve">B0: факт = оценка</w:t>
+              <w:t xml:space="preserve">B0: actual = estimate</w:t>
             </w:r>
           </w:p>
         </w:tc>
@@ -11333,7 +11333,7 @@
                 <w:sz w:val="18"/>
                 <w:szCs w:val="18"/>
               </w:rPr>
-              <w:t xml:space="preserve">персональный коэффициент (≥5 прошлых задач)</w:t>
+              <w:t xml:space="preserve">personal coefficient (≥5 past tasks)</w:t>
             </w:r>
           </w:p>
         </w:tc>
@@ -11410,7 +11410,7 @@
                 <w:sz w:val="18"/>
                 <w:szCs w:val="18"/>
               </w:rPr>
-              <w:t xml:space="preserve">персональный коэффициент (≥20 прошлых задач)</w:t>
+              <w:t xml:space="preserve">personal coefficient (≥20 past tasks)</w:t>
             </w:r>
           </w:p>
         </w:tc>
@@ -11487,7 +11487,7 @@
                 <w:sz w:val="18"/>
                 <w:szCs w:val="18"/>
               </w:rPr>
-              <w:t xml:space="preserve">глобальный коэффициент ×0.80</w:t>
+              <w:t xml:space="preserve">global coefficient ×0.80</w:t>
             </w:r>
           </w:p>
         </w:tc>
@@ -11641,7 +11641,7 @@
           <w:sz w:val="21"/>
           <w:szCs w:val="21"/>
         </w:rPr>
-        <w:t xml:space="preserve">Персональный коэффициент улучшает RMSE, но </w:t>
+        <w:t xml:space="preserve">The personal coefficient improves RMSE but </w:t>
       </w:r>
       <w:r>
         <w:rPr>
@@ -11651,15 +11651,15 @@
           <w:sz w:val="21"/>
           <w:szCs w:val="21"/>
         </w:rPr>
-        <w:t xml:space="preserve">ухудшает MAE</w:t>
-      </w:r>
-      <w:r>
-        <w:rPr>
-          <w:color w:val="1B1B1F"/>
-          <w:sz w:val="21"/>
-          <w:szCs w:val="21"/>
-        </w:rPr>
-        <w:t xml:space="preserve">: помогает на выбросах, вредит на типичной задаче. Порог истории ничего не меняет — дело не в объёме данных, а в том, что персональное смещение объясняет слишком мало (RQ3).</w:t>
+        <w:t xml:space="preserve">worsens MAE</w:t>
+      </w:r>
+      <w:r>
+        <w:rPr>
+          <w:color w:val="1B1B1F"/>
+          <w:sz w:val="21"/>
+          <w:szCs w:val="21"/>
+        </w:rPr>
+        <w:t xml:space="preserve">: it helps on outliers and hurts on typical tasks. The history threshold changes nothing — the issue is not data volume but that personal bias explains too little (RQ3).</w:t>
       </w:r>
     </w:p>
     <w:p>
@@ -11675,7 +11675,7 @@
           <w:sz w:val="25"/>
           <w:szCs w:val="25"/>
         </w:rPr>
-        <w:t xml:space="preserve">Интервал вместо числа</w:t>
+        <w:t xml:space="preserve">An interval instead of a number</w:t>
       </w:r>
     </w:p>
     <w:p>
@@ -11688,7 +11688,7 @@
           <w:sz w:val="21"/>
           <w:szCs w:val="21"/>
         </w:rPr>
-        <w:t xml:space="preserve">Если 83–86 % дисперсии нередуцируемы, точечный прогноз бессмысленен. Строим квантильную регрессию (10 % и 90 % квантили </w:t>
+        <w:t xml:space="preserve">If 83–86% of the variance is irreducible, a point prediction is meaningless. We build quantile regression (10% and 90% quantiles of </w:t>
       </w:r>
       <w:r>
         <w:rPr>
@@ -11705,7 +11705,7 @@
           <w:sz w:val="21"/>
           <w:szCs w:val="21"/>
         </w:rPr>
-        <w:t xml:space="preserve">) и калибруем методом </w:t>
+        <w:t xml:space="preserve">) and calibrate it with </w:t>
       </w:r>
       <w:r>
         <w:rPr>
@@ -11785,7 +11785,7 @@
           <w:sz w:val="17"/>
           <w:szCs w:val="17"/>
         </w:rPr>
-        <w:t xml:space="preserve">Интервалы</w:t>
+        <w:t xml:space="preserve">Intervals</w:t>
       </w:r>
     </w:p>
     <w:tbl>
@@ -11851,7 +11851,7 @@
                 <w:sz w:val="18"/>
                 <w:szCs w:val="18"/>
               </w:rPr>
-              <w:t xml:space="preserve">покрытие</w:t>
+              <w:t xml:space="preserve">coverage</w:t>
             </w:r>
           </w:p>
         </w:tc>
@@ -11879,7 +11879,7 @@
                 <w:sz w:val="18"/>
                 <w:szCs w:val="18"/>
               </w:rPr>
-              <w:t xml:space="preserve">медианная ширина</w:t>
+              <w:t xml:space="preserve">median width</w:t>
             </w:r>
           </w:p>
         </w:tc>
@@ -11906,7 +11906,7 @@
                 <w:sz w:val="18"/>
                 <w:szCs w:val="18"/>
               </w:rPr>
-              <w:t xml:space="preserve">сырая квантильная регрессия</w:t>
+              <w:t xml:space="preserve">raw quantile regression</w:t>
             </w:r>
           </w:p>
         </w:tc>
@@ -11931,7 +11931,7 @@
                 <w:sz w:val="18"/>
                 <w:szCs w:val="18"/>
               </w:rPr>
-              <w:t xml:space="preserve">73.2 %</w:t>
+              <w:t xml:space="preserve">73.2%</w:t>
             </w:r>
           </w:p>
         </w:tc>
@@ -11983,7 +11983,7 @@
                 <w:sz w:val="18"/>
                 <w:szCs w:val="18"/>
               </w:rPr>
-              <w:t xml:space="preserve">после CQR-калибровки</w:t>
+              <w:t xml:space="preserve">after CQR calibration</w:t>
             </w:r>
           </w:p>
         </w:tc>
@@ -12010,7 +12010,7 @@
                 <w:sz w:val="18"/>
                 <w:szCs w:val="18"/>
               </w:rPr>
-              <w:t xml:space="preserve">78.3 %</w:t>
+              <w:t xml:space="preserve">78.3%</w:t>
             </w:r>
           </w:p>
         </w:tc>
@@ -12056,7 +12056,7 @@
           <w:sz w:val="21"/>
           <w:szCs w:val="21"/>
         </w:rPr>
-        <w:t xml:space="preserve">Номинал — 80 %. Калибровка поднимает покрытие с 73 % до 78 %, но </w:t>
+        <w:t xml:space="preserve">The nominal target is 80%. Calibration lifts coverage from 73% to 78% but </w:t>
       </w:r>
       <w:r>
         <w:rPr>
@@ -12066,15 +12066,15 @@
           <w:sz w:val="21"/>
           <w:szCs w:val="21"/>
         </w:rPr>
-        <w:t xml:space="preserve">до номинала не дотягивает</w:t>
-      </w:r>
-      <w:r>
-        <w:rPr>
-          <w:color w:val="1B1B1F"/>
-          <w:sz w:val="21"/>
-          <w:szCs w:val="21"/>
-        </w:rPr>
-        <w:t xml:space="preserve">: обменность нарушена нестационарностью процесса. Заявлять ровно 80 % было бы неправдой.</w:t>
+        <w:t xml:space="preserve">does not reach nominal</w:t>
+      </w:r>
+      <w:r>
+        <w:rPr>
+          <w:color w:val="1B1B1F"/>
+          <w:sz w:val="21"/>
+          <w:szCs w:val="21"/>
+        </w:rPr>
+        <w:t xml:space="preserve">: exchangeability is broken by the non-stationarity of the process. Claiming exactly 80% would be untrue.</w:t>
       </w:r>
     </w:p>
     <w:p>
@@ -12089,15 +12089,15 @@
           <w:sz w:val="21"/>
           <w:szCs w:val="21"/>
         </w:rPr>
-        <w:t xml:space="preserve">Что на самом деле означает оценка разработчика</w:t>
-      </w:r>
-      <w:r>
-        <w:rPr>
-          <w:color w:val="1B1B1F"/>
-          <w:sz w:val="21"/>
-          <w:szCs w:val="21"/>
-        </w:rPr>
-        <w:t xml:space="preserve"> (80 %-й диапазон):</w:t>
+        <w:t xml:space="preserve">What a developer's estimate actually means</w:t>
+      </w:r>
+      <w:r>
+        <w:rPr>
+          <w:color w:val="1B1B1F"/>
+          <w:sz w:val="21"/>
+          <w:szCs w:val="21"/>
+        </w:rPr>
+        <w:t xml:space="preserve"> (80% range):</w:t>
       </w:r>
     </w:p>
     <w:tbl>
@@ -12146,7 +12146,7 @@
                 <w:sz w:val="18"/>
                 <w:szCs w:val="18"/>
               </w:rPr>
-              <w:t xml:space="preserve">оценка</w:t>
+              <w:t xml:space="preserve">estimate</w:t>
             </w:r>
           </w:p>
         </w:tc>
@@ -12174,7 +12174,7 @@
                 <w:sz w:val="18"/>
                 <w:szCs w:val="18"/>
               </w:rPr>
-              <w:t xml:space="preserve">нижняя граница</w:t>
+              <w:t xml:space="preserve">lower bound</w:t>
             </w:r>
           </w:p>
         </w:tc>
@@ -12202,7 +12202,7 @@
                 <w:sz w:val="18"/>
                 <w:szCs w:val="18"/>
               </w:rPr>
-              <w:t xml:space="preserve">верхняя граница</w:t>
+              <w:t xml:space="preserve">upper bound</w:t>
             </w:r>
           </w:p>
         </w:tc>
@@ -12230,7 +12230,7 @@
                 <w:sz w:val="18"/>
                 <w:szCs w:val="18"/>
               </w:rPr>
-              <w:t xml:space="preserve">фактическое покрытие</w:t>
+              <w:t xml:space="preserve">observed coverage</w:t>
             </w:r>
           </w:p>
         </w:tc>
@@ -12257,7 +12257,7 @@
                 <w:sz w:val="18"/>
                 <w:szCs w:val="18"/>
               </w:rPr>
-              <w:t xml:space="preserve">≤ 0.5 ч</w:t>
+              <w:t xml:space="preserve">≤ 0.5 h</w:t>
             </w:r>
           </w:p>
         </w:tc>
@@ -12359,7 +12359,7 @@
                 <w:sz w:val="18"/>
                 <w:szCs w:val="18"/>
               </w:rPr>
-              <w:t xml:space="preserve">0.5–1 ч</w:t>
+              <w:t xml:space="preserve">0.5–1 h</w:t>
             </w:r>
           </w:p>
         </w:tc>
@@ -12461,7 +12461,7 @@
                 <w:sz w:val="18"/>
                 <w:szCs w:val="18"/>
               </w:rPr>
-              <w:t xml:space="preserve">1–2 ч</w:t>
+              <w:t xml:space="preserve">1–2 h</w:t>
             </w:r>
           </w:p>
         </w:tc>
@@ -12563,7 +12563,7 @@
                 <w:sz w:val="18"/>
                 <w:szCs w:val="18"/>
               </w:rPr>
-              <w:t xml:space="preserve">2–4 ч</w:t>
+              <w:t xml:space="preserve">2–4 h</w:t>
             </w:r>
           </w:p>
         </w:tc>
@@ -12665,7 +12665,7 @@
                 <w:sz w:val="18"/>
                 <w:szCs w:val="18"/>
               </w:rPr>
-              <w:t xml:space="preserve">4–8 ч</w:t>
+              <w:t xml:space="preserve">4–8 h</w:t>
             </w:r>
           </w:p>
         </w:tc>
@@ -12767,7 +12767,7 @@
                 <w:sz w:val="18"/>
                 <w:szCs w:val="18"/>
               </w:rPr>
-              <w:t xml:space="preserve">8–16 ч</w:t>
+              <w:t xml:space="preserve">8–16 h</w:t>
             </w:r>
           </w:p>
         </w:tc>
@@ -12863,7 +12863,7 @@
           <w:sz w:val="21"/>
           <w:szCs w:val="21"/>
         </w:rPr>
-        <w:t xml:space="preserve">Интервалы широкие — это не недостаток модели, а </w:t>
+        <w:t xml:space="preserve">The intervals are wide — that is not a defect of the model but a </w:t>
       </w:r>
       <w:r>
         <w:rPr>
@@ -12873,7 +12873,7 @@
           <w:sz w:val="21"/>
           <w:szCs w:val="21"/>
         </w:rPr>
-        <w:t xml:space="preserve">измеренное свойство предметной области</w:t>
+        <w:t xml:space="preserve">measured property of the domain</w:t>
       </w:r>
       <w:r>
         <w:rPr>
@@ -12908,7 +12908,7 @@
           <w:sz w:val="30"/>
           <w:szCs w:val="30"/>
         </w:rPr>
-        <w:t xml:space="preserve">10. Выводы</w:t>
+        <w:t xml:space="preserve">10. Conclusions</w:t>
       </w:r>
     </w:p>
     <w:p>
@@ -12923,7 +12923,7 @@
           <w:sz w:val="21"/>
           <w:szCs w:val="21"/>
         </w:rPr>
-        <w:t xml:space="preserve">Об оценках:</w:t>
+        <w:t xml:space="preserve">About estimates:</w:t>
       </w:r>
     </w:p>
     <w:p>
@@ -12943,15 +12943,15 @@
           <w:sz w:val="21"/>
           <w:szCs w:val="21"/>
         </w:rPr>
-        <w:t xml:space="preserve">«Идеальные оценки» надо проверять первыми.</w:t>
-      </w:r>
-      <w:r>
-        <w:rPr>
-          <w:color w:val="1B1B1F"/>
-          <w:sz w:val="21"/>
-          <w:szCs w:val="21"/>
-        </w:rPr>
-        <w:t xml:space="preserve"> Доля точных совпадений в разрезе размера задачи — бесплатный тест на здоровье данных. Падает с 60 % до 1 % — значит, вы измеряете дисциплину списания, а не точность.</w:t>
+        <w:t xml:space="preserve">Check what you are measuring first.</w:t>
+      </w:r>
+      <w:r>
+        <w:rPr>
+          <w:color w:val="1B1B1F"/>
+          <w:sz w:val="21"/>
+          <w:szCs w:val="21"/>
+        </w:rPr>
+        <w:t xml:space="preserve"> The share of exact matches by task size is a free health test for the data. If it falls from 60% to 1%, you are measuring logging discipline, not estimation accuracy.</w:t>
       </w:r>
     </w:p>
     <w:p>
@@ -12971,15 +12971,15 @@
           <w:sz w:val="21"/>
           <w:szCs w:val="21"/>
         </w:rPr>
-        <w:t xml:space="preserve">Систематической недооценки нет — есть регрессия к среднему.</w:t>
-      </w:r>
-      <w:r>
-        <w:rPr>
-          <w:color w:val="1B1B1F"/>
-          <w:sz w:val="21"/>
-          <w:szCs w:val="21"/>
-        </w:rPr>
-        <w:t xml:space="preserve"> Воспроизводится на трёх независимых источниках с разными индустриями и единицами измерения.</w:t>
+        <w:t xml:space="preserve">There is no systematic underestimation — there is regression to the mean.</w:t>
+      </w:r>
+      <w:r>
+        <w:rPr>
+          <w:color w:val="1B1B1F"/>
+          <w:sz w:val="21"/>
+          <w:szCs w:val="21"/>
+        </w:rPr>
+        <w:t xml:space="preserve"> It replicates across three independent sources with different industries and units.</w:t>
       </w:r>
     </w:p>
     <w:p>
@@ -12999,15 +12999,15 @@
           <w:sz w:val="21"/>
           <w:szCs w:val="21"/>
         </w:rPr>
-        <w:t xml:space="preserve">Доминирующий фактор зависит от организации</w:t>
-      </w:r>
-      <w:r>
-        <w:rPr>
-          <w:color w:val="1B1B1F"/>
-          <w:sz w:val="21"/>
-          <w:szCs w:val="21"/>
-        </w:rPr>
-        <w:t xml:space="preserve"> (исполнитель в CESAW, размер задачи в SiP), но потолок везде низкий: 83–86 % дисперсии не объясняется ничем.</w:t>
+        <w:t xml:space="preserve">The dominant factor depends on the organisation</w:t>
+      </w:r>
+      <w:r>
+        <w:rPr>
+          <w:color w:val="1B1B1F"/>
+          <w:sz w:val="21"/>
+          <w:szCs w:val="21"/>
+        </w:rPr>
+        <w:t xml:space="preserve"> (person in CESAW, task size in SiP), but the ceiling is low everywhere: 83–86% of the variance is explained by nothing.</w:t>
       </w:r>
     </w:p>
     <w:p>
@@ -13027,15 +13027,15 @@
           <w:sz w:val="21"/>
           <w:szCs w:val="21"/>
         </w:rPr>
-        <w:t xml:space="preserve">Фрагментация работы — сильнейший найденный фактор</w:t>
-      </w:r>
-      <w:r>
-        <w:rPr>
-          <w:color w:val="1B1B1F"/>
-          <w:sz w:val="21"/>
-          <w:szCs w:val="21"/>
-        </w:rPr>
-        <w:t xml:space="preserve"> (×2 внутри каждой группы по размеру), но причинность не установлена и для прогноза он недоступен.</w:t>
+        <w:t xml:space="preserve">Work fragmentation is the strongest factor found</w:t>
+      </w:r>
+      <w:r>
+        <w:rPr>
+          <w:color w:val="1B1B1F"/>
+          <w:sz w:val="21"/>
+          <w:szCs w:val="21"/>
+        </w:rPr>
+        <w:t xml:space="preserve"> (×2 within every size band), but causality is not established and it is unavailable for prediction.</w:t>
       </w:r>
     </w:p>
     <w:p>
@@ -13055,15 +13055,15 @@
           <w:sz w:val="21"/>
           <w:szCs w:val="21"/>
         </w:rPr>
-        <w:t xml:space="preserve">Эффект круглых чисел не подтвердился</w:t>
-      </w:r>
-      <w:r>
-        <w:rPr>
-          <w:color w:val="1B1B1F"/>
-          <w:sz w:val="21"/>
-          <w:szCs w:val="21"/>
-        </w:rPr>
-        <w:t xml:space="preserve"> — это артефакт размера задачи.</w:t>
+        <w:t xml:space="preserve">The round-number effect did not hold up</w:t>
+      </w:r>
+      <w:r>
+        <w:rPr>
+          <w:color w:val="1B1B1F"/>
+          <w:sz w:val="21"/>
+          <w:szCs w:val="21"/>
+        </w:rPr>
+        <w:t xml:space="preserve"> — it is an artefact of task size.</w:t>
       </w:r>
     </w:p>
     <w:p>
@@ -13078,7 +13078,7 @@
           <w:sz w:val="21"/>
           <w:szCs w:val="21"/>
         </w:rPr>
-        <w:t xml:space="preserve">О предсказуемости:</w:t>
+        <w:t xml:space="preserve">About predictability:</w:t>
       </w:r>
     </w:p>
     <w:p>
@@ -13098,15 +13098,15 @@
           <w:sz w:val="21"/>
           <w:szCs w:val="21"/>
         </w:rPr>
-        <w:t xml:space="preserve">В самой оценке нет информации о её ошибке</w:t>
-      </w:r>
-      <w:r>
-        <w:rPr>
-          <w:color w:val="1B1B1F"/>
-          <w:sz w:val="21"/>
-          <w:szCs w:val="21"/>
-        </w:rPr>
-        <w:t xml:space="preserve"> (ROC-AUC 0.49). Предсказуемы обстоятельства, а не задача.</w:t>
+        <w:t xml:space="preserve">The estimate contains no information about its own error</w:t>
+      </w:r>
+      <w:r>
+        <w:rPr>
+          <w:color w:val="1B1B1F"/>
+          <w:sz w:val="21"/>
+          <w:szCs w:val="21"/>
+        </w:rPr>
+        <w:t xml:space="preserve"> (ROC-AUC 0.49). The circumstances are predictable; the task is not.</w:t>
       </w:r>
     </w:p>
     <w:p>
@@ -13126,7 +13126,7 @@
           <w:sz w:val="21"/>
           <w:szCs w:val="21"/>
         </w:rPr>
-        <w:t xml:space="preserve">Стратегия разбиения меняет выводы сильнее выбора модели.</w:t>
+        <w:t xml:space="preserve">The split strategy shifts conclusions more than the choice of model.</w:t>
       </w:r>
     </w:p>
     <w:p>
@@ -13146,7 +13146,7 @@
           <w:sz w:val="21"/>
           <w:szCs w:val="21"/>
         </w:rPr>
-        <w:t xml:space="preserve">ML выигрывает на мелких и средних задачах и проигрывает на крупных.</w:t>
+        <w:t xml:space="preserve">ML wins on small and medium tasks and loses on large ones.</w:t>
       </w:r>
     </w:p>
     <w:p>
@@ -13166,7 +13166,7 @@
           <w:sz w:val="21"/>
           <w:szCs w:val="21"/>
         </w:rPr>
-        <w:t xml:space="preserve">Персональные коэффициенты работают наполовину.</w:t>
+        <w:t xml:space="preserve">Personal coefficients work halfway.</w:t>
       </w:r>
     </w:p>
     <w:p>
@@ -13186,7 +13186,7 @@
           <w:sz w:val="21"/>
           <w:szCs w:val="21"/>
         </w:rPr>
-        <w:t xml:space="preserve">Отдавать надо интервал — и честно сообщать, что он не дотягивает до номинала.</w:t>
+        <w:t xml:space="preserve">Hand over an interval — and say honestly that it falls short of nominal.</w:t>
       </w:r>
     </w:p>
     <w:p>
@@ -13201,7 +13201,7 @@
           <w:sz w:val="21"/>
           <w:szCs w:val="21"/>
         </w:rPr>
-        <w:t xml:space="preserve">Что делать команде:</w:t>
+        <w:t xml:space="preserve">What a team should do:</w:t>
       </w:r>
     </w:p>
     <w:p>
@@ -13219,7 +13219,7 @@
           <w:sz w:val="21"/>
           <w:szCs w:val="21"/>
         </w:rPr>
-        <w:t xml:space="preserve">Проверить свой учёт до построения любых дашбордов точности.</w:t>
+        <w:t xml:space="preserve">Check your logging before building any accuracy dashboards.</w:t>
       </w:r>
     </w:p>
     <w:p>
@@ -13237,7 +13237,7 @@
           <w:sz w:val="21"/>
           <w:szCs w:val="21"/>
         </w:rPr>
-        <w:t xml:space="preserve">Отказаться от единого коэффициента запаса; калибровать по размеру задачи.</w:t>
+        <w:t xml:space="preserve">Drop the single safety coefficient; calibrate by task size.</w:t>
       </w:r>
     </w:p>
     <w:p>
@@ -13255,7 +13255,7 @@
           <w:sz w:val="21"/>
           <w:szCs w:val="21"/>
         </w:rPr>
-        <w:t xml:space="preserve">Посчитать, что доминирует именно у вас — это одна таблица R², и она определяет, куда прикладывать усилия.</w:t>
+        <w:t xml:space="preserve">Measure what dominates in your own organisation — it is one R² table, and it decides where effort is worth spending.</w:t>
       </w:r>
     </w:p>
     <w:p>
@@ -13273,7 +13273,7 @@
           <w:sz w:val="21"/>
           <w:szCs w:val="21"/>
         </w:rPr>
-        <w:t xml:space="preserve">Защищать фокус: фрагментация — единственный сильный управляемый фактор из найденных.</w:t>
+        <w:t xml:space="preserve">Protect focus: fragmentation is the only strong controllable factor found.</w:t>
       </w:r>
     </w:p>
     <w:p>
@@ -13291,7 +13291,7 @@
           <w:sz w:val="21"/>
           <w:szCs w:val="21"/>
         </w:rPr>
-        <w:t xml:space="preserve">Планировать интервалами. Оценка «4 часа» здесь означает 80 %-й диапазон примерно от часа до восьми.</w:t>
+        <w:t xml:space="preserve">Plan with intervals. A "4 hours" estimate here means an 80% range of roughly one to eight hours.</w:t>
       </w:r>
     </w:p>
     <w:p>
@@ -13318,7 +13318,7 @@
           <w:sz w:val="30"/>
           <w:szCs w:val="30"/>
         </w:rPr>
-        <w:t xml:space="preserve">11. Ограничения</w:t>
+        <w:t xml:space="preserve">11. Limitations</w:t>
       </w:r>
     </w:p>
     <w:p>
@@ -13338,15 +13338,15 @@
           <w:sz w:val="21"/>
           <w:szCs w:val="21"/>
         </w:rPr>
-        <w:t xml:space="preserve">Наблюдательные данные.</w:t>
-      </w:r>
-      <w:r>
-        <w:rPr>
-          <w:color w:val="1B1B1F"/>
-          <w:sz w:val="21"/>
-          <w:szCs w:val="21"/>
-        </w:rPr>
-        <w:t xml:space="preserve"> Неизвестно, влияла ли оценка на факт: разработчик мог подгонять работу под названный срок (self-fulfilling prophecy). Без эксперимента это неразделимо.</w:t>
+        <w:t xml:space="preserve">Observational data.</w:t>
+      </w:r>
+      <w:r>
+        <w:rPr>
+          <w:color w:val="1B1B1F"/>
+          <w:sz w:val="21"/>
+          <w:szCs w:val="21"/>
+        </w:rPr>
+        <w:t xml:space="preserve"> We do not know whether the estimate influenced the actual: a developer may have paced the work to the quoted deadline (self-fulfilling prophecy). Inseparable without an experiment.</w:t>
       </w:r>
     </w:p>
     <w:p>
@@ -13374,7 +13374,7 @@
           <w:sz w:val="21"/>
           <w:szCs w:val="21"/>
         </w:rPr>
-        <w:t xml:space="preserve"> Незакрытых и отменённых задач в датасетах нет; выводы, вероятно, смещены в оптимистичную сторону.</w:t>
+        <w:t xml:space="preserve"> Unfinished and cancelled tasks are absent from the datasets; the conclusions are likely biased optimistic.</w:t>
       </w:r>
     </w:p>
     <w:p>
@@ -13394,15 +13394,15 @@
           <w:sz w:val="21"/>
           <w:szCs w:val="21"/>
         </w:rPr>
-        <w:t xml:space="preserve">RQ6 не причинный.</w:t>
-      </w:r>
-      <w:r>
-        <w:rPr>
-          <w:color w:val="1B1B1F"/>
-          <w:sz w:val="21"/>
-          <w:szCs w:val="21"/>
-        </w:rPr>
-        <w:t xml:space="preserve"> Связь прерываний с перерасходом установлена, направление — нет.</w:t>
+        <w:t xml:space="preserve">RQ6 is not causal.</w:t>
+      </w:r>
+      <w:r>
+        <w:rPr>
+          <w:color w:val="1B1B1F"/>
+          <w:sz w:val="21"/>
+          <w:szCs w:val="21"/>
+        </w:rPr>
+        <w:t xml:space="preserve"> The association between interruptions and overrun is established; the direction is not.</w:t>
       </w:r>
     </w:p>
     <w:p>
@@ -13422,15 +13422,15 @@
           <w:sz w:val="21"/>
           <w:szCs w:val="21"/>
         </w:rPr>
-        <w:t xml:space="preserve">Обменность для CQR нарушена</w:t>
-      </w:r>
-      <w:r>
-        <w:rPr>
-          <w:color w:val="1B1B1F"/>
-          <w:sz w:val="21"/>
-          <w:szCs w:val="21"/>
-        </w:rPr>
-        <w:t xml:space="preserve">, поэтому покрытие проверялось эмпирически на каждом окне (0.76–0.81) и не дотягивает до номинальных 80 %.</w:t>
+        <w:t xml:space="preserve">Exchangeability for CQR is broken</w:t>
+      </w:r>
+      <w:r>
+        <w:rPr>
+          <w:color w:val="1B1B1F"/>
+          <w:sz w:val="21"/>
+          <w:szCs w:val="21"/>
+        </w:rPr>
+        <w:t xml:space="preserve">, so coverage was checked empirically on each window (0.76–0.81) and falls short of the nominal 80%.</w:t>
       </w:r>
     </w:p>
     <w:p>
@@ -13450,15 +13450,15 @@
           <w:sz w:val="21"/>
           <w:szCs w:val="21"/>
         </w:rPr>
-        <w:t xml:space="preserve">CESAW — специфическая среда</w:t>
-      </w:r>
-      <w:r>
-        <w:rPr>
-          <w:color w:val="1B1B1F"/>
-          <w:sz w:val="21"/>
-          <w:szCs w:val="21"/>
-        </w:rPr>
-        <w:t xml:space="preserve"> (формальный TSP-процесс, часть проектов safety-critical). SiP и Renzo подтверждают направление эффектов, но не величину.</w:t>
+        <w:t xml:space="preserve">CESAW is a specific environment</w:t>
+      </w:r>
+      <w:r>
+        <w:rPr>
+          <w:color w:val="1B1B1F"/>
+          <w:sz w:val="21"/>
+          <w:szCs w:val="21"/>
+        </w:rPr>
+        <w:t xml:space="preserve"> (formal TSP process, some safety-critical projects). SiP and Renzo confirm the direction of the effects but not their magnitude.</w:t>
       </w:r>
     </w:p>
     <w:p>
@@ -13478,15 +13478,15 @@
           <w:sz w:val="21"/>
           <w:szCs w:val="21"/>
         </w:rPr>
-        <w:t xml:space="preserve">Модель непригодна для крупных задач</w:t>
-      </w:r>
-      <w:r>
-        <w:rPr>
-          <w:color w:val="1B1B1F"/>
-          <w:sz w:val="21"/>
-          <w:szCs w:val="21"/>
-        </w:rPr>
-        <w:t xml:space="preserve"> — см. раздел 8.</w:t>
+        <w:t xml:space="preserve">The model is unfit for large tasks</w:t>
+      </w:r>
+      <w:r>
+        <w:rPr>
+          <w:color w:val="1B1B1F"/>
+          <w:sz w:val="21"/>
+          <w:szCs w:val="21"/>
+        </w:rPr>
+        <w:t xml:space="preserve"> — see section 8.</w:t>
       </w:r>
     </w:p>
     <w:p>
@@ -13502,7 +13502,7 @@
           <w:sz w:val="30"/>
           <w:szCs w:val="30"/>
         </w:rPr>
-        <w:t xml:space="preserve">12. Что дальше</w:t>
+        <w:t xml:space="preserve">12. Next steps</w:t>
       </w:r>
     </w:p>
     <w:p>
@@ -13520,7 +13520,7 @@
           <w:sz w:val="21"/>
           <w:szCs w:val="21"/>
         </w:rPr>
-        <w:t xml:space="preserve">Иерархическая байесовская модель: частичный пулинг по исполнителю и фазе даст устойчивые оценки для редких категорий вместо шумных групповых средних — и, вероятно, починит провал на крупных задачах.</w:t>
+        <w:t xml:space="preserve">A hierarchical Bayesian model: partial pooling across person and phase would give stable estimates for rare categories instead of noisy group means — and would probably fix the failure on large tasks.</w:t>
       </w:r>
     </w:p>
     <w:p>
@@ -13538,7 +13538,7 @@
           <w:sz w:val="21"/>
           <w:szCs w:val="21"/>
         </w:rPr>
-        <w:t xml:space="preserve">Модель цензурированных наблюдений для незакрытых задач (снять survivorship bias).</w:t>
+        <w:t xml:space="preserve">A censored-observation model for unfinished tasks, to remove the survivorship bias.</w:t>
       </w:r>
     </w:p>
     <w:p>
@@ -13556,7 +13556,7 @@
           <w:sz w:val="21"/>
           <w:szCs w:val="21"/>
         </w:rPr>
-        <w:t xml:space="preserve">Агрегация на уровень спринта: гасят ли ошибки отдельных задач друг друга или складываются? Для планирования это главный вопрос, и данные CESAW позволяют его задать.</w:t>
+        <w:t xml:space="preserve">Aggregation to sprint level: do individual task errors cancel out or compound? For planning this is the central question, and the CESAW data can answer it.</w:t>
       </w:r>
     </w:p>
     <w:p>
@@ -13574,7 +13574,7 @@
           <w:sz w:val="21"/>
           <w:szCs w:val="21"/>
         </w:rPr>
-        <w:t xml:space="preserve">Иерархия WBS (</w:t>
+        <w:t xml:space="preserve">The WBS hierarchy (</w:t>
       </w:r>
       <w:r>
         <w:rPr>
@@ -13591,7 +13591,7 @@
           <w:sz w:val="21"/>
           <w:szCs w:val="21"/>
         </w:rPr>
-        <w:t xml:space="preserve">) осталась незадействованной.</w:t>
+        <w:t xml:space="preserve">) remains unused.</w:t>
       </w:r>
     </w:p>
     <w:p>
@@ -13618,7 +13618,7 @@
           <w:sz w:val="30"/>
           <w:szCs w:val="30"/>
         </w:rPr>
-        <w:t xml:space="preserve">Воспроизведение</w:t>
+        <w:t xml:space="preserve">Reproducing this</w:t>
       </w:r>
     </w:p>
     <w:p>
@@ -13640,7 +13640,7 @@
           <w:sz w:val="18"/>
           <w:szCs w:val="18"/>
         </w:rPr>
-        <w:t xml:space="preserve">bash pip install -r requirements.txt python src/analysis.py        # ~2 минуты, пишет reports/figures/ и results/ </w:t>
+        <w:t xml:space="preserve">bash pip install -r requirements.txt python src/analysis.py        # ~2 minutes, writes reports/figures/ and results/ </w:t>
       </w:r>
       <w:r>
         <w:rPr>
@@ -13661,9 +13661,9 @@
           <w:sz w:val="21"/>
           <w:szCs w:val="21"/>
         </w:rPr>
-        <w:t xml:space="preserve">Или открыть </w:t>
-      </w:r>
-      <w:hyperlink w:history="1" r:id="rIdhyseq_bnpvigireczsz8_">
+        <w:t xml:space="preserve">Or open the </w:t>
+      </w:r>
+      <w:hyperlink w:history="1" r:id="rId1msj9mlacrmhpouil_bw-">
         <w:r>
           <w:rPr>
             <w:rStyle w:val="Hyperlink"/>
@@ -13671,7 +13671,7 @@
             <w:sz w:val="21"/>
             <w:szCs w:val="21"/>
           </w:rPr>
-          <w:t xml:space="preserve">ноутбук</w:t>
+          <w:t xml:space="preserve">notebook</w:t>
         </w:r>
       </w:hyperlink>
       <w:r>
@@ -13680,7 +13680,7 @@
           <w:sz w:val="21"/>
           <w:szCs w:val="21"/>
         </w:rPr>
-        <w:t xml:space="preserve"> в Google Colab — данные скачиваются автоматически.</w:t>
+        <w:t xml:space="preserve"> in Google Colab — the data downloads automatically.</w:t>
       </w:r>
     </w:p>
     <w:sectPr>
